--- a/_implementation-notes/evening-series/FotH Evening Session 19 Leader Notes DRAFT v1.docx
+++ b/_implementation-notes/evening-series/FotH Evening Session 19 Leader Notes DRAFT v1.docx
@@ -872,7 +872,7 @@
           <w:color w:val="6B8E3F"/>
           <w:sz w:val="18"/>
         </w:rPr>
-        <w:t>S19 · 8:19–8:20 · LEAD: CONTENT PRESENTER CIRCLE</w:t>
+        <w:t>S19 · 8:19–8:20 · LEAD: CONTAINER HOLDER CIRCLE</w:t>
       </w:r>
     </w:p>
     <w:p>

--- a/_implementation-notes/evening-series/FotH Evening Session 19 Leader Notes DRAFT v1.docx
+++ b/_implementation-notes/evening-series/FotH Evening Session 19 Leader Notes DRAFT v1.docx
@@ -683,7 +683,7 @@
         <w:ind w:left="216"/>
       </w:pPr>
       <w:r>
-        <w:t>4. Rotation at 4:56: 'Teachers, travel' — each CiF one pair clockwise, adjust in hand; the new pair does not hear the old feedback.</w:t>
+        <w:t>4. Rotation at 7:57: 'Teachers, travel' — each CiF one pair clockwise, adjust in hand; the new pair does not hear the old feedback.</w:t>
       </w:r>
     </w:p>
     <w:p>
@@ -1198,7 +1198,7 @@
         <w:ind w:left="216"/>
       </w:pPr>
       <w:r>
-        <w:t>4. Then a CiF sends the room (5:27): Aaronic blessing, hands up — cards to their spot this week; see you at The Long Walk.</w:t>
+        <w:t>4. Then a CiF sends the room (8:28): Aaronic blessing, hands up — cards to their spot this week; see you at The Long Walk.</w:t>
       </w:r>
     </w:p>
     <w:p>

--- a/_implementation-notes/evening-series/FotH Evening Session 19 Leader Notes DRAFT v1.docx
+++ b/_implementation-notes/evening-series/FotH Evening Session 19 Leader Notes DRAFT v1.docx
@@ -4,7 +4,7 @@
   <w:body>
     <w:p>
       <w:pPr>
-        <w:spacing w:after="40"/>
+        <w:spacing w:before="0" w:after="40"/>
       </w:pPr>
       <w:r>
         <w:rPr>
@@ -18,22 +18,92 @@
     </w:p>
     <w:p>
       <w:pPr>
-        <w:spacing w:after="160"/>
+        <w:spacing w:before="0" w:after="80"/>
       </w:pPr>
       <w:r>
         <w:rPr>
-          <w:i/>
           <w:color w:val="595959"/>
           <w:sz w:val="18"/>
         </w:rPr>
-        <w:t>FotH Evening · the speaker notes, in hand — so the leading pair reads the room, not the screen. Same content as the deck notes; the slides carry the room, these notes carry you. Practice the session together beforehand.</w:t>
+        <w:t>FotH Evening · the speaker notes, in hand — so the leading pair reads the room, not the screen. The big number on each block is the number in the corner of the screen; the colour is whose block it is. Built from the deck's own notes, so the two always agree.</w:t>
+      </w:r>
+    </w:p>
+    <w:p>
+      <w:pPr>
+        <w:spacing w:before="0" w:after="200"/>
+      </w:pPr>
+      <w:r>
+        <w:rPr>
+          <w:b/>
+          <w:color w:val="1F4E79"/>
+          <w:sz w:val="18"/>
+          <w:shd w:val="clear" w:color="auto" w:fill="DEEAF6"/>
+        </w:rPr>
+        <w:t xml:space="preserve"> ▌ CONTAINER HOLDER </w:t>
+      </w:r>
+      <w:r>
+        <w:rPr>
+          <w:sz w:val="18"/>
+        </w:rPr>
+        <w:t xml:space="preserve">   </w:t>
+      </w:r>
+      <w:r>
+        <w:rPr>
+          <w:b/>
+          <w:color w:val="B45309"/>
+          <w:sz w:val="18"/>
+          <w:shd w:val="clear" w:color="auto" w:fill="FCE9D6"/>
+        </w:rPr>
+        <w:t xml:space="preserve"> ‖ CONTENT PRESENTER </w:t>
+      </w:r>
+      <w:r>
+        <w:rPr>
+          <w:sz w:val="18"/>
+        </w:rPr>
+        <w:t xml:space="preserve">   </w:t>
+      </w:r>
+      <w:r>
+        <w:rPr>
+          <w:b/>
+          <w:color w:val="6B3FA0"/>
+          <w:sz w:val="18"/>
+          <w:shd w:val="clear" w:color="auto" w:fill="ECE3F5"/>
+        </w:rPr>
+        <w:t xml:space="preserve"> ▐ BOTH LEADERS </w:t>
+      </w:r>
+      <w:r>
+        <w:rPr>
+          <w:sz w:val="18"/>
+        </w:rPr>
+        <w:t xml:space="preserve">   </w:t>
+      </w:r>
+      <w:r>
+        <w:rPr>
+          <w:i/>
+          <w:color w:val="7F7F7F"/>
+          <w:sz w:val="16"/>
+        </w:rPr>
+        <w:t>Bar styles differ too, so the roles still read in black and white.</w:t>
       </w:r>
     </w:p>
     <w:p>
       <w:pPr>
         <w:keepNext/>
-        <w:spacing w:before="160" w:after="20"/>
+        <w:pBdr>
+          <w:left w:val="dotted" w:sz="24" w:space="8" w:color="8C8C8C"/>
+        </w:pBdr>
+        <w:shd w:val="clear" w:color="auto" w:fill="F0F0F0"/>
+        <w:spacing w:before="160" w:after="40"/>
       </w:pPr>
+      <w:r>
+        <w:rPr>
+          <w:rFonts w:ascii="Cambria" w:hAnsi="Cambria"/>
+          <w:b/>
+          <w:color w:val="8C8C8C"/>
+          <w:sz w:val="24"/>
+        </w:rPr>
+        <w:t>Title</w:t>
+      </w:r>
       <w:r>
         <w:rPr>
           <w:rFonts w:ascii="Cambria" w:hAnsi="Cambria"/>
@@ -41,13 +111,32 @@
           <w:color w:val="2C5F2D"/>
           <w:sz w:val="24"/>
         </w:rPr>
-        <w:t>Slide 1 — Fellowship of the Heart</w:t>
+        <w:t xml:space="preserve">   Fellowship of the Heart</w:t>
+      </w:r>
+      <w:r>
+        <w:rPr>
+          <w:b/>
+          <w:color w:val="8C8C8C"/>
+          <w:sz w:val="17"/>
+        </w:rPr>
+        <w:t xml:space="preserve">    ON SCREEN</w:t>
+      </w:r>
+      <w:r>
+        <w:rPr>
+          <w:b w:val="0"/>
+          <w:color w:val="7F7F7F"/>
+          <w:sz w:val="16"/>
+        </w:rPr>
+        <w:t xml:space="preserve">   · slide 1 of 16</w:t>
       </w:r>
     </w:p>
     <w:p>
       <w:pPr>
         <w:keepNext/>
-        <w:spacing w:after="40"/>
+        <w:pBdr>
+          <w:left w:val="dotted" w:sz="24" w:space="8" w:color="8C8C8C"/>
+        </w:pBdr>
+        <w:spacing w:before="0" w:after="60"/>
       </w:pPr>
       <w:r>
         <w:rPr>
@@ -60,7 +149,10 @@
     </w:p>
     <w:p>
       <w:pPr>
-        <w:ind w:left="216"/>
+        <w:pBdr>
+          <w:left w:val="dotted" w:sz="24" w:space="8" w:color="8C8C8C"/>
+        </w:pBdr>
+        <w:spacing w:before="0" w:after="60"/>
       </w:pPr>
       <w:r>
         <w:t>On screen as the room assembles on night one. All Scripture ESV; the plans carry the scripts; these slides carry the room — and these notes carry you.</w:t>
@@ -69,8 +161,21 @@
     <w:p>
       <w:pPr>
         <w:keepNext/>
-        <w:spacing w:before="160" w:after="20"/>
+        <w:pBdr>
+          <w:left w:val="dotted" w:sz="24" w:space="8" w:color="8C8C8C"/>
+        </w:pBdr>
+        <w:shd w:val="clear" w:color="auto" w:fill="F0F0F0"/>
+        <w:spacing w:before="160" w:after="40"/>
       </w:pPr>
+      <w:r>
+        <w:rPr>
+          <w:rFonts w:ascii="Cambria" w:hAnsi="Cambria"/>
+          <w:b/>
+          <w:color w:val="8C8C8C"/>
+          <w:sz w:val="30"/>
+        </w:rPr>
+        <w:t>268</w:t>
+      </w:r>
       <w:r>
         <w:rPr>
           <w:rFonts w:ascii="Cambria" w:hAnsi="Cambria"/>
@@ -78,13 +183,32 @@
           <w:color w:val="2C5F2D"/>
           <w:sz w:val="24"/>
         </w:rPr>
-        <w:t>Slide 2 — SESSION 19</w:t>
+        <w:t xml:space="preserve">   SESSION 19</w:t>
+      </w:r>
+      <w:r>
+        <w:rPr>
+          <w:b/>
+          <w:color w:val="8C8C8C"/>
+          <w:sz w:val="17"/>
+        </w:rPr>
+        <w:t xml:space="preserve">    ON SCREEN</w:t>
+      </w:r>
+      <w:r>
+        <w:rPr>
+          <w:b w:val="0"/>
+          <w:color w:val="7F7F7F"/>
+          <w:sz w:val="16"/>
+        </w:rPr>
+        <w:t xml:space="preserve">   · slide 2 of 16</w:t>
       </w:r>
     </w:p>
     <w:p>
       <w:pPr>
         <w:keepNext/>
-        <w:spacing w:after="40"/>
+        <w:pBdr>
+          <w:left w:val="dotted" w:sz="24" w:space="8" w:color="8C8C8C"/>
+        </w:pBdr>
+        <w:spacing w:before="0" w:after="60"/>
       </w:pPr>
       <w:r>
         <w:rPr>
@@ -97,7 +221,10 @@
     </w:p>
     <w:p>
       <w:pPr>
-        <w:ind w:left="216"/>
+        <w:pBdr>
+          <w:left w:val="dotted" w:sz="24" w:space="8" w:color="8C8C8C"/>
+        </w:pBdr>
+        <w:spacing w:before="0" w:after="60"/>
       </w:pPr>
       <w:r>
         <w:t>On screen through dinner and as the circle forms. Greet at the door — the slide holds the room. Folders at each seat with both mercy cards in them; the CiFs set their first pair spaces; tissues in every pair space. Doors close at 7:00.</w:t>
@@ -106,8 +233,21 @@
     <w:p>
       <w:pPr>
         <w:keepNext/>
-        <w:spacing w:before="160" w:after="20"/>
+        <w:pBdr>
+          <w:left w:val="single" w:sz="24" w:space="8" w:color="1F4E79"/>
+        </w:pBdr>
+        <w:shd w:val="clear" w:color="auto" w:fill="DEEAF6"/>
+        <w:spacing w:before="160" w:after="40"/>
       </w:pPr>
+      <w:r>
+        <w:rPr>
+          <w:rFonts w:ascii="Cambria" w:hAnsi="Cambria"/>
+          <w:b/>
+          <w:color w:val="1F4E79"/>
+          <w:sz w:val="30"/>
+        </w:rPr>
+        <w:t>269</w:t>
+      </w:r>
       <w:r>
         <w:rPr>
           <w:rFonts w:ascii="Cambria" w:hAnsi="Cambria"/>
@@ -115,13 +255,32 @@
           <w:color w:val="2C5F2D"/>
           <w:sz w:val="24"/>
         </w:rPr>
-        <w:t>Slide 3 — Where We Are — the Four Connects</w:t>
+        <w:t xml:space="preserve">   Where We Are — the Four Connects</w:t>
+      </w:r>
+      <w:r>
+        <w:rPr>
+          <w:b/>
+          <w:color w:val="1F4E79"/>
+          <w:sz w:val="17"/>
+        </w:rPr>
+        <w:t xml:space="preserve">    CONTAINER HOLDER</w:t>
+      </w:r>
+      <w:r>
+        <w:rPr>
+          <w:b w:val="0"/>
+          <w:color w:val="7F7F7F"/>
+          <w:sz w:val="16"/>
+        </w:rPr>
+        <w:t xml:space="preserve">   · slide 3 of 16</w:t>
       </w:r>
     </w:p>
     <w:p>
       <w:pPr>
         <w:keepNext/>
-        <w:spacing w:after="40"/>
+        <w:pBdr>
+          <w:left w:val="single" w:sz="24" w:space="8" w:color="1F4E79"/>
+        </w:pBdr>
+        <w:spacing w:before="0" w:after="60"/>
       </w:pPr>
       <w:r>
         <w:rPr>
@@ -129,12 +288,31 @@
           <w:color w:val="6B8E3F"/>
           <w:sz w:val="18"/>
         </w:rPr>
-        <w:t>S19 · WELCOME · LEAD: CONTAINER HOLDER · GROUNDING — every session opens on this map</w:t>
+        <w:t xml:space="preserve">S19 · WELCOME · </w:t>
+      </w:r>
+      <w:r>
+        <w:rPr>
+          <w:b/>
+          <w:color w:val="1F4E79"/>
+          <w:sz w:val="18"/>
+        </w:rPr>
+        <w:t>LEAD: CONTAINER HOLDER</w:t>
+      </w:r>
+      <w:r>
+        <w:rPr>
+          <w:b/>
+          <w:color w:val="6B8E3F"/>
+          <w:sz w:val="18"/>
+        </w:rPr>
+        <w:t xml:space="preserve"> · GROUNDING — every session opens on this map</w:t>
       </w:r>
     </w:p>
     <w:p>
       <w:pPr>
-        <w:ind w:left="216"/>
+        <w:pBdr>
+          <w:left w:val="single" w:sz="24" w:space="8" w:color="1F4E79"/>
+        </w:pBdr>
+        <w:spacing w:before="0" w:after="20"/>
       </w:pPr>
       <w:r>
         <w:rPr>
@@ -146,7 +324,10 @@
     </w:p>
     <w:p>
       <w:pPr>
-        <w:ind w:left="216"/>
+        <w:pBdr>
+          <w:left w:val="single" w:sz="24" w:space="8" w:color="1F4E79"/>
+        </w:pBdr>
+        <w:spacing w:before="0" w:after="60"/>
       </w:pPr>
       <w:r>
         <w:t>1. Locate tonight on the map, plainly: Session 19 rehearses across the whole map — all four Connects, in the Companions' hands. Each connection makes the next one real (Matt. 22:37–40).</w:t>
@@ -154,7 +335,10 @@
     </w:p>
     <w:p>
       <w:pPr>
-        <w:ind w:left="216"/>
+        <w:pBdr>
+          <w:left w:val="single" w:sz="24" w:space="8" w:color="1F4E79"/>
+        </w:pBdr>
+        <w:spacing w:before="0" w:after="60"/>
       </w:pPr>
       <w:r>
         <w:t>2. The four boxes are one journey — each connection makes the next one real — rooted in the two great commandments: love God, love neighbor (Matt 22:37–40).</w:t>
@@ -162,7 +346,10 @@
     </w:p>
     <w:p>
       <w:pPr>
-        <w:ind w:left="216"/>
+        <w:pBdr>
+          <w:left w:val="single" w:sz="24" w:space="8" w:color="1F4E79"/>
+        </w:pBdr>
+        <w:spacing w:before="0" w:after="60"/>
       </w:pPr>
       <w:r>
         <w:t>3. This is also the 'where we are on the map' minute the welcome owes any newcomer.</w:t>
@@ -170,24 +357,40 @@
     </w:p>
     <w:p>
       <w:pPr>
-        <w:ind w:left="216"/>
+        <w:pBdr>
+          <w:left w:val="single" w:sz="24" w:space="8" w:color="1F4E79"/>
+        </w:pBdr>
+        <w:spacing w:before="0" w:after="60"/>
       </w:pPr>
       <w:r>
         <w:rPr>
           <w:b/>
           <w:color w:val="595959"/>
         </w:rPr>
-        <w:t>CUES:</w:t>
+        <w:t xml:space="preserve">CUES: </w:t>
       </w:r>
       <w:r>
-        <w:t xml:space="preserve"> Two minutes at most; then tonight's road.</w:t>
+        <w:t>Two minutes at most; then tonight's road.</w:t>
       </w:r>
     </w:p>
     <w:p>
       <w:pPr>
         <w:keepNext/>
-        <w:spacing w:before="160" w:after="20"/>
+        <w:pBdr>
+          <w:left w:val="thickThinSmallGap" w:sz="24" w:space="8" w:color="6B3FA0"/>
+        </w:pBdr>
+        <w:shd w:val="clear" w:color="auto" w:fill="ECE3F5"/>
+        <w:spacing w:before="160" w:after="40"/>
       </w:pPr>
+      <w:r>
+        <w:rPr>
+          <w:rFonts w:ascii="Cambria" w:hAnsi="Cambria"/>
+          <w:b/>
+          <w:color w:val="6B3FA0"/>
+          <w:sz w:val="30"/>
+        </w:rPr>
+        <w:t>270</w:t>
+      </w:r>
       <w:r>
         <w:rPr>
           <w:rFonts w:ascii="Cambria" w:hAnsi="Cambria"/>
@@ -195,13 +398,32 @@
           <w:color w:val="2C5F2D"/>
           <w:sz w:val="24"/>
         </w:rPr>
-        <w:t>Slide 4 — Session 19 — Tonight’s Road</w:t>
+        <w:t xml:space="preserve">   Session 19 — Tonight’s Road</w:t>
+      </w:r>
+      <w:r>
+        <w:rPr>
+          <w:b/>
+          <w:color w:val="6B3FA0"/>
+          <w:sz w:val="17"/>
+        </w:rPr>
+        <w:t xml:space="preserve">    BOTH LEADERS</w:t>
+      </w:r>
+      <w:r>
+        <w:rPr>
+          <w:b w:val="0"/>
+          <w:color w:val="7F7F7F"/>
+          <w:sz w:val="16"/>
+        </w:rPr>
+        <w:t xml:space="preserve">   · slide 4 of 16</w:t>
       </w:r>
     </w:p>
     <w:p>
       <w:pPr>
         <w:keepNext/>
-        <w:spacing w:after="40"/>
+        <w:pBdr>
+          <w:left w:val="thickThinSmallGap" w:sz="24" w:space="8" w:color="6B3FA0"/>
+        </w:pBdr>
+        <w:spacing w:before="0" w:after="60"/>
       </w:pPr>
       <w:r>
         <w:rPr>
@@ -209,12 +431,30 @@
           <w:color w:val="6B8E3F"/>
           <w:sz w:val="18"/>
         </w:rPr>
-        <w:t>S19 · 7:00–8:30 · LEAD: BOTH LEADERS CIRCLE</w:t>
+        <w:t xml:space="preserve">S19 · 7:00–8:30 · </w:t>
+      </w:r>
+      <w:r>
+        <w:rPr>
+          <w:b/>
+          <w:color w:val="6B3FA0"/>
+          <w:sz w:val="18"/>
+        </w:rPr>
+        <w:t>LEAD: BOTH LEADERS CIRCLE</w:t>
+      </w:r>
+      <w:r>
+        <w:rPr>
+          <w:b/>
+          <w:color w:val="6B8E3F"/>
+          <w:sz w:val="18"/>
+        </w:rPr>
       </w:r>
     </w:p>
     <w:p>
       <w:pPr>
-        <w:ind w:left="216"/>
+        <w:pBdr>
+          <w:left w:val="thickThinSmallGap" w:sz="24" w:space="8" w:color="6B3FA0"/>
+        </w:pBdr>
+        <w:spacing w:before="0" w:after="20"/>
       </w:pPr>
       <w:r>
         <w:rPr>
@@ -226,7 +466,10 @@
     </w:p>
     <w:p>
       <w:pPr>
-        <w:ind w:left="216"/>
+        <w:pBdr>
+          <w:left w:val="thickThinSmallGap" w:sz="24" w:space="8" w:color="6B3FA0"/>
+        </w:pBdr>
+        <w:spacing w:before="0" w:after="60"/>
       </w:pPr>
       <w:r>
         <w:t>1. Today is the rehearsal: the Companions-in-Formation teach the Signs Card and the Path Home Card in pairs — twice each, coached — one week before they teach the whole room.</w:t>
@@ -234,7 +477,10 @@
     </w:p>
     <w:p>
       <w:pPr>
-        <w:ind w:left="216"/>
+        <w:pBdr>
+          <w:left w:val="thickThinSmallGap" w:sz="24" w:space="8" w:color="6B3FA0"/>
+        </w:pBdr>
+        <w:spacing w:before="0" w:after="60"/>
       </w:pPr>
       <w:r>
         <w:t>2. Shape: frame, split, first rep, keep-and-adjust feedback, rotation, tightened second rep, second feedback, merge, close.</w:t>
@@ -242,7 +488,10 @@
     </w:p>
     <w:p>
       <w:pPr>
-        <w:ind w:left="216"/>
+        <w:pBdr>
+          <w:left w:val="thickThinSmallGap" w:sz="24" w:space="8" w:color="6B3FA0"/>
+        </w:pBdr>
+        <w:spacing w:before="0" w:after="60"/>
       </w:pPr>
       <w:r>
         <w:t>3. Adults coach from inside the pair, light touch — at most one whispered cue per rep; the rehearsal is the CiF's room.</w:t>
@@ -250,24 +499,40 @@
     </w:p>
     <w:p>
       <w:pPr>
-        <w:ind w:left="216"/>
+        <w:pBdr>
+          <w:left w:val="thickThinSmallGap" w:sz="24" w:space="8" w:color="6B3FA0"/>
+        </w:pBdr>
+        <w:spacing w:before="0" w:after="60"/>
       </w:pPr>
       <w:r>
         <w:rPr>
           <w:b/>
           <w:color w:val="595959"/>
         </w:rPr>
-        <w:t>GUARD:</w:t>
+        <w:t xml:space="preserve">GUARD: </w:t>
       </w:r>
       <w:r>
-        <w:t xml:space="preserve"> Teach the card, never probe the person — 'take out the card,' never 'which column are you in.' Any live disclosure passes to the pair adult at once, and the handoff is honored publicly as leadership, not failure.</w:t>
+        <w:t>Teach the card, never probe the person — 'take out the card,' never 'which column are you in.' Any live disclosure passes to the pair adult at once, and the handoff is honored publicly as leadership, not failure.</w:t>
       </w:r>
     </w:p>
     <w:p>
       <w:pPr>
         <w:keepNext/>
-        <w:spacing w:before="160" w:after="20"/>
+        <w:pBdr>
+          <w:left w:val="single" w:sz="24" w:space="8" w:color="1F4E79"/>
+        </w:pBdr>
+        <w:shd w:val="clear" w:color="auto" w:fill="DEEAF6"/>
+        <w:spacing w:before="160" w:after="40"/>
       </w:pPr>
+      <w:r>
+        <w:rPr>
+          <w:rFonts w:ascii="Cambria" w:hAnsi="Cambria"/>
+          <w:b/>
+          <w:color w:val="1F4E79"/>
+          <w:sz w:val="30"/>
+        </w:rPr>
+        <w:t>271</w:t>
+      </w:r>
       <w:r>
         <w:rPr>
           <w:rFonts w:ascii="Cambria" w:hAnsi="Cambria"/>
@@ -275,13 +540,32 @@
           <w:color w:val="2C5F2D"/>
           <w:sz w:val="24"/>
         </w:rPr>
-        <w:t>Slide 5 — Opening Container — the Eight Steps</w:t>
+        <w:t xml:space="preserve">   Opening Container — the Eight Steps</w:t>
+      </w:r>
+      <w:r>
+        <w:rPr>
+          <w:b/>
+          <w:color w:val="1F4E79"/>
+          <w:sz w:val="17"/>
+        </w:rPr>
+        <w:t xml:space="preserve">    CONTAINER HOLDER</w:t>
+      </w:r>
+      <w:r>
+        <w:rPr>
+          <w:b w:val="0"/>
+          <w:color w:val="7F7F7F"/>
+          <w:sz w:val="16"/>
+        </w:rPr>
+        <w:t xml:space="preserve">   · slide 5 of 16</w:t>
       </w:r>
     </w:p>
     <w:p>
       <w:pPr>
         <w:keepNext/>
-        <w:spacing w:after="40"/>
+        <w:pBdr>
+          <w:left w:val="single" w:sz="24" w:space="8" w:color="1F4E79"/>
+        </w:pBdr>
+        <w:spacing w:before="0" w:after="60"/>
       </w:pPr>
       <w:r>
         <w:rPr>
@@ -289,12 +573,30 @@
           <w:color w:val="6B8E3F"/>
           <w:sz w:val="18"/>
         </w:rPr>
-        <w:t>S19 · 7:00–7:08 · LEAD: CONTAINER HOLDER CIRCLE</w:t>
+        <w:t xml:space="preserve">S19 · 7:00–7:08 · </w:t>
+      </w:r>
+      <w:r>
+        <w:rPr>
+          <w:b/>
+          <w:color w:val="1F4E79"/>
+          <w:sz w:val="18"/>
+        </w:rPr>
+        <w:t>LEAD: CONTAINER HOLDER CIRCLE</w:t>
+      </w:r>
+      <w:r>
+        <w:rPr>
+          <w:b/>
+          <w:color w:val="6B8E3F"/>
+          <w:sz w:val="18"/>
+        </w:rPr>
       </w:r>
     </w:p>
     <w:p>
       <w:pPr>
-        <w:ind w:left="216"/>
+        <w:pBdr>
+          <w:left w:val="single" w:sz="24" w:space="8" w:color="1F4E79"/>
+        </w:pBdr>
+        <w:spacing w:before="0" w:after="20"/>
       </w:pPr>
       <w:r>
         <w:rPr>
@@ -306,7 +608,10 @@
     </w:p>
     <w:p>
       <w:pPr>
-        <w:ind w:left="216"/>
+        <w:pBdr>
+          <w:left w:val="single" w:sz="24" w:space="8" w:color="1F4E79"/>
+        </w:pBdr>
+        <w:spacing w:before="0" w:after="60"/>
       </w:pPr>
       <w:r>
         <w:t>1. A Companion-in-Formation opens with the full protocol from memory — the weekly free rep.</w:t>
@@ -314,7 +619,10 @@
     </w:p>
     <w:p>
       <w:pPr>
-        <w:ind w:left="216"/>
+        <w:pBdr>
+          <w:left w:val="single" w:sz="24" w:space="8" w:color="1F4E79"/>
+        </w:pBdr>
+        <w:spacing w:before="0" w:after="60"/>
       </w:pPr>
       <w:r>
         <w:t>2. The open goes to a CiF who is NOT teaching first-round in their strongest pair, so the session's reps spread rather than stack.</w:t>
@@ -322,7 +630,10 @@
     </w:p>
     <w:p>
       <w:pPr>
-        <w:ind w:left="216"/>
+        <w:pBdr>
+          <w:left w:val="single" w:sz="24" w:space="8" w:color="1F4E79"/>
+        </w:pBdr>
+        <w:spacing w:before="0" w:after="60"/>
       </w:pPr>
       <w:r>
         <w:t>3. Receive every check-in word; read the room — today's subject is dryness, and somebody is statistically in it right now.</w:t>
@@ -330,24 +641,40 @@
     </w:p>
     <w:p>
       <w:pPr>
-        <w:ind w:left="216"/>
+        <w:pBdr>
+          <w:left w:val="single" w:sz="24" w:space="8" w:color="1F4E79"/>
+        </w:pBdr>
+        <w:spacing w:before="0" w:after="60"/>
       </w:pPr>
       <w:r>
         <w:rPr>
           <w:b/>
           <w:color w:val="595959"/>
         </w:rPr>
-        <w:t>PAIR LEAD:</w:t>
+        <w:t xml:space="preserve">PAIR LEAD: </w:t>
       </w:r>
       <w:r>
-        <w:t xml:space="preserve"> name the leading pair in the welcome — two leaders hold tonight, and the room will see the evening handed back and forth between them; that is the design. The pair practices the session together beforehand.</w:t>
+        <w:t>name the leading pair in the welcome — two leaders hold tonight, and the room will see the evening handed back and forth between them; that is the design. The pair practices the session together beforehand.</w:t>
       </w:r>
     </w:p>
     <w:p>
       <w:pPr>
         <w:keepNext/>
-        <w:spacing w:before="160" w:after="20"/>
+        <w:pBdr>
+          <w:left w:val="double" w:sz="12" w:space="8" w:color="B45309"/>
+        </w:pBdr>
+        <w:shd w:val="clear" w:color="auto" w:fill="FCE9D6"/>
+        <w:spacing w:before="160" w:after="40"/>
       </w:pPr>
+      <w:r>
+        <w:rPr>
+          <w:rFonts w:ascii="Cambria" w:hAnsi="Cambria"/>
+          <w:b/>
+          <w:color w:val="B45309"/>
+          <w:sz w:val="30"/>
+        </w:rPr>
+        <w:t>272</w:t>
+      </w:r>
       <w:r>
         <w:rPr>
           <w:rFonts w:ascii="Cambria" w:hAnsi="Cambria"/>
@@ -355,13 +682,32 @@
           <w:color w:val="2C5F2D"/>
           <w:sz w:val="24"/>
         </w:rPr>
-        <w:t>Slide 6 — The Frame — Why These Two Cards</w:t>
+        <w:t xml:space="preserve">   The Frame — Why These Two Cards</w:t>
+      </w:r>
+      <w:r>
+        <w:rPr>
+          <w:b/>
+          <w:color w:val="B45309"/>
+          <w:sz w:val="17"/>
+        </w:rPr>
+        <w:t xml:space="preserve">    CONTENT PRESENTER</w:t>
+      </w:r>
+      <w:r>
+        <w:rPr>
+          <w:b w:val="0"/>
+          <w:color w:val="7F7F7F"/>
+          <w:sz w:val="16"/>
+        </w:rPr>
+        <w:t xml:space="preserve">   · slide 6 of 16</w:t>
       </w:r>
     </w:p>
     <w:p>
       <w:pPr>
         <w:keepNext/>
-        <w:spacing w:after="40"/>
+        <w:pBdr>
+          <w:left w:val="double" w:sz="12" w:space="8" w:color="B45309"/>
+        </w:pBdr>
+        <w:spacing w:before="0" w:after="60"/>
       </w:pPr>
       <w:r>
         <w:rPr>
@@ -369,12 +715,30 @@
           <w:color w:val="6B8E3F"/>
           <w:sz w:val="18"/>
         </w:rPr>
-        <w:t>S19 · 7:25–7:31 · LEAD: CONTENT PRESENTER CIRCLE</w:t>
+        <w:t xml:space="preserve">S19 · 7:25–7:31 · </w:t>
+      </w:r>
+      <w:r>
+        <w:rPr>
+          <w:b/>
+          <w:color w:val="B45309"/>
+          <w:sz w:val="18"/>
+        </w:rPr>
+        <w:t>LEAD: CONTENT PRESENTER CIRCLE</w:t>
+      </w:r>
+      <w:r>
+        <w:rPr>
+          <w:b/>
+          <w:color w:val="6B8E3F"/>
+          <w:sz w:val="18"/>
+        </w:rPr>
       </w:r>
     </w:p>
     <w:p>
       <w:pPr>
-        <w:ind w:left="216"/>
+        <w:pBdr>
+          <w:left w:val="double" w:sz="12" w:space="8" w:color="B45309"/>
+        </w:pBdr>
+        <w:spacing w:before="0" w:after="20"/>
       </w:pPr>
       <w:r>
         <w:rPr>
@@ -386,7 +750,10 @@
     </w:p>
     <w:p>
       <w:pPr>
-        <w:ind w:left="216"/>
+        <w:pBdr>
+          <w:left w:val="double" w:sz="12" w:space="8" w:color="B45309"/>
+        </w:pBdr>
+        <w:spacing w:before="0" w:after="60"/>
       </w:pPr>
       <w:r>
         <w:t>1. Everyone takes out both cards. Why they exist: the danger of a dry season is the wrong diagnosis, and the way back must be written down — the father runs.</w:t>
@@ -394,7 +761,10 @@
     </w:p>
     <w:p>
       <w:pPr>
-        <w:ind w:left="216"/>
+        <w:pBdr>
+          <w:left w:val="double" w:sz="12" w:space="8" w:color="B45309"/>
+        </w:pBdr>
+        <w:spacing w:before="0" w:after="60"/>
       </w:pPr>
       <w:r>
         <w:t>2. Read 2 Timothy 2:2 — four generations in one sentence; today the room watches the third handoff happen.</w:t>
@@ -402,7 +772,10 @@
     </w:p>
     <w:p>
       <w:pPr>
-        <w:ind w:left="216"/>
+        <w:pBdr>
+          <w:left w:val="double" w:sz="12" w:space="8" w:color="B45309"/>
+        </w:pBdr>
+        <w:spacing w:before="0" w:after="60"/>
       </w:pPr>
       <w:r>
         <w:t>3. Name the rehearsal plainly and warmly: small room before the large one; your pair is their first congregation, and at the end it gives its teacher two gifts — one keep, one adjust.</w:t>
@@ -410,7 +783,10 @@
     </w:p>
     <w:p>
       <w:pPr>
-        <w:ind w:left="216"/>
+        <w:pBdr>
+          <w:left w:val="double" w:sz="12" w:space="8" w:color="B45309"/>
+        </w:pBdr>
+        <w:spacing w:before="0" w:after="60"/>
       </w:pPr>
       <w:r>
         <w:t>4. End gently: today is about the cards, not anyone's current season — but if a column has your name on it, the adult in your pair is there for exactly that.</w:t>
@@ -418,24 +794,40 @@
     </w:p>
     <w:p>
       <w:pPr>
-        <w:ind w:left="216"/>
+        <w:pBdr>
+          <w:left w:val="double" w:sz="12" w:space="8" w:color="B45309"/>
+        </w:pBdr>
+        <w:spacing w:before="0" w:after="60"/>
       </w:pPr>
       <w:r>
         <w:rPr>
           <w:b/>
           <w:color w:val="595959"/>
         </w:rPr>
-        <w:t>GUARD:</w:t>
+        <w:t xml:space="preserve">GUARD: </w:t>
       </w:r>
       <w:r>
-        <w:t xml:space="preserve"> Say from the front that nobody will be asked where they are — it keeps the promise true in the pairs.</w:t>
+        <w:t>Say from the front that nobody will be asked where they are — it keeps the promise true in the pairs.</w:t>
       </w:r>
     </w:p>
     <w:p>
       <w:pPr>
         <w:keepNext/>
-        <w:spacing w:before="160" w:after="20"/>
+        <w:pBdr>
+          <w:left w:val="double" w:sz="12" w:space="8" w:color="B45309"/>
+        </w:pBdr>
+        <w:shd w:val="clear" w:color="auto" w:fill="FCE9D6"/>
+        <w:spacing w:before="160" w:after="40"/>
       </w:pPr>
+      <w:r>
+        <w:rPr>
+          <w:rFonts w:ascii="Cambria" w:hAnsi="Cambria"/>
+          <w:b/>
+          <w:color w:val="B45309"/>
+          <w:sz w:val="30"/>
+        </w:rPr>
+        <w:t>273</w:t>
+      </w:r>
       <w:r>
         <w:rPr>
           <w:rFonts w:ascii="Cambria" w:hAnsi="Cambria"/>
@@ -443,13 +835,32 @@
           <w:color w:val="2C5F2D"/>
           <w:sz w:val="24"/>
         </w:rPr>
-        <w:t>Slide 7 — Bridge and Split</w:t>
+        <w:t xml:space="preserve">   Bridge and Split</w:t>
+      </w:r>
+      <w:r>
+        <w:rPr>
+          <w:b/>
+          <w:color w:val="B45309"/>
+          <w:sz w:val="17"/>
+        </w:rPr>
+        <w:t xml:space="preserve">    CONTENT PRESENTER</w:t>
+      </w:r>
+      <w:r>
+        <w:rPr>
+          <w:b w:val="0"/>
+          <w:color w:val="7F7F7F"/>
+          <w:sz w:val="16"/>
+        </w:rPr>
+        <w:t xml:space="preserve">   · slide 7 of 16</w:t>
       </w:r>
     </w:p>
     <w:p>
       <w:pPr>
         <w:keepNext/>
-        <w:spacing w:after="40"/>
+        <w:pBdr>
+          <w:left w:val="double" w:sz="12" w:space="8" w:color="B45309"/>
+        </w:pBdr>
+        <w:spacing w:before="0" w:after="60"/>
       </w:pPr>
       <w:r>
         <w:rPr>
@@ -457,12 +868,30 @@
           <w:color w:val="6B8E3F"/>
           <w:sz w:val="18"/>
         </w:rPr>
-        <w:t>S19 · 7:31–7:32 · LEAD: CONTENT PRESENTER CIRCLE</w:t>
+        <w:t xml:space="preserve">S19 · 7:31–7:32 · </w:t>
+      </w:r>
+      <w:r>
+        <w:rPr>
+          <w:b/>
+          <w:color w:val="B45309"/>
+          <w:sz w:val="18"/>
+        </w:rPr>
+        <w:t>LEAD: CONTENT PRESENTER CIRCLE</w:t>
+      </w:r>
+      <w:r>
+        <w:rPr>
+          <w:b/>
+          <w:color w:val="6B8E3F"/>
+          <w:sz w:val="18"/>
+        </w:rPr>
       </w:r>
     </w:p>
     <w:p>
       <w:pPr>
-        <w:ind w:left="216"/>
+        <w:pBdr>
+          <w:left w:val="double" w:sz="12" w:space="8" w:color="B45309"/>
+        </w:pBdr>
+        <w:spacing w:before="0" w:after="20"/>
       </w:pPr>
       <w:r>
         <w:rPr>
@@ -474,7 +903,10 @@
     </w:p>
     <w:p>
       <w:pPr>
-        <w:ind w:left="216"/>
+        <w:pBdr>
+          <w:left w:val="double" w:sz="12" w:space="8" w:color="B45309"/>
+        </w:pBdr>
+        <w:spacing w:before="0" w:after="60"/>
       </w:pPr>
       <w:r>
         <w:t>1. Name each pair: its families, its adult coach-and-catch, its first-round teacher.</w:t>
@@ -482,7 +914,10 @@
     </w:p>
     <w:p>
       <w:pPr>
-        <w:ind w:left="216"/>
+        <w:pBdr>
+          <w:left w:val="double" w:sz="12" w:space="8" w:color="B45309"/>
+        </w:pBdr>
+        <w:spacing w:before="0" w:after="60"/>
       </w:pPr>
       <w:r>
         <w:t>2. Pray briefly — for the teachers by name, and for any dry ground in the room, unnamed.</w:t>
@@ -490,7 +925,10 @@
     </w:p>
     <w:p>
       <w:pPr>
-        <w:ind w:left="216"/>
+        <w:pBdr>
+          <w:left w:val="double" w:sz="12" w:space="8" w:color="B45309"/>
+        </w:pBdr>
+        <w:spacing w:before="0" w:after="60"/>
       </w:pPr>
       <w:r>
         <w:t>3. Split fast — the teaching minutes are protected.</w:t>
@@ -498,39 +936,58 @@
     </w:p>
     <w:p>
       <w:pPr>
-        <w:ind w:left="216"/>
+        <w:pBdr>
+          <w:left w:val="double" w:sz="12" w:space="8" w:color="B45309"/>
+        </w:pBdr>
+        <w:spacing w:before="0" w:after="60"/>
       </w:pPr>
       <w:r>
         <w:rPr>
           <w:b/>
           <w:color w:val="595959"/>
         </w:rPr>
-        <w:t>CUES:</w:t>
+        <w:t xml:space="preserve">CUES: </w:t>
       </w:r>
       <w:r>
-        <w:t xml:space="preserve"> About ten or fewer in the room? Small-room variation: one circle, two CiFs split the cards, feedback after each, then a compressed second pass with the cards swapped — everyone still teaches twice.</w:t>
+        <w:t>About ten or fewer in the room? Small-room variation: one circle, two CiFs split the cards, feedback after each, then a compressed second pass with the cards swapped — everyone still teaches twice.</w:t>
       </w:r>
     </w:p>
     <w:p>
       <w:pPr>
-        <w:ind w:left="216"/>
+        <w:pBdr>
+          <w:left w:val="double" w:sz="12" w:space="8" w:color="B45309"/>
+        </w:pBdr>
+        <w:spacing w:before="0" w:after="60"/>
       </w:pPr>
       <w:r>
         <w:rPr>
           <w:b/>
           <w:color w:val="595959"/>
         </w:rPr>
-        <w:t>SMALL ROOM:</w:t>
+        <w:t xml:space="preserve">SMALL ROOM: </w:t>
       </w:r>
       <w:r>
-        <w:t xml:space="preserve"> the split is only necessary if the room is large enough to need it. With six or so, stay one circle — or quick pair work in place, knee to knee. Pair work is also the standing time-recovery lever: a full split-and-merge costs about five minutes.</w:t>
+        <w:t>the split is only necessary if the room is large enough to need it. With six or so, stay one circle — or quick pair work in place, knee to knee. Pair work is also the standing time-recovery lever: a full split-and-merge costs about five minutes.</w:t>
       </w:r>
     </w:p>
     <w:p>
       <w:pPr>
         <w:keepNext/>
-        <w:spacing w:before="160" w:after="20"/>
+        <w:pBdr>
+          <w:left w:val="double" w:sz="12" w:space="8" w:color="B45309"/>
+        </w:pBdr>
+        <w:shd w:val="clear" w:color="auto" w:fill="FCE9D6"/>
+        <w:spacing w:before="160" w:after="40"/>
       </w:pPr>
+      <w:r>
+        <w:rPr>
+          <w:rFonts w:ascii="Cambria" w:hAnsi="Cambria"/>
+          <w:b/>
+          <w:color w:val="B45309"/>
+          <w:sz w:val="30"/>
+        </w:rPr>
+        <w:t>274</w:t>
+      </w:r>
       <w:r>
         <w:rPr>
           <w:rFonts w:ascii="Cambria" w:hAnsi="Cambria"/>
@@ -538,13 +995,32 @@
           <w:color w:val="2C5F2D"/>
           <w:sz w:val="24"/>
         </w:rPr>
-        <w:t>Slide 8 — First Teaching Rep — Both Cards</w:t>
+        <w:t xml:space="preserve">   First Teaching Rep — Both Cards</w:t>
+      </w:r>
+      <w:r>
+        <w:rPr>
+          <w:b/>
+          <w:color w:val="B45309"/>
+          <w:sz w:val="17"/>
+        </w:rPr>
+        <w:t xml:space="preserve">    CONTENT PRESENTER</w:t>
+      </w:r>
+      <w:r>
+        <w:rPr>
+          <w:b w:val="0"/>
+          <w:color w:val="7F7F7F"/>
+          <w:sz w:val="16"/>
+        </w:rPr>
+        <w:t xml:space="preserve">   · slide 8 of 16</w:t>
       </w:r>
     </w:p>
     <w:p>
       <w:pPr>
         <w:keepNext/>
-        <w:spacing w:after="40"/>
+        <w:pBdr>
+          <w:left w:val="double" w:sz="12" w:space="8" w:color="B45309"/>
+        </w:pBdr>
+        <w:spacing w:before="0" w:after="60"/>
       </w:pPr>
       <w:r>
         <w:rPr>
@@ -552,12 +1028,31 @@
           <w:color w:val="6B8E3F"/>
           <w:sz w:val="18"/>
         </w:rPr>
-        <w:t>S19 · 7:32–7:52 · LEAD: CONTENT PRESENTER · FAMILY PAIRS</w:t>
+        <w:t xml:space="preserve">S19 · 7:32–7:52 · </w:t>
+      </w:r>
+      <w:r>
+        <w:rPr>
+          <w:b/>
+          <w:color w:val="B45309"/>
+          <w:sz w:val="18"/>
+        </w:rPr>
+        <w:t>LEAD: CONTENT PRESENTER</w:t>
+      </w:r>
+      <w:r>
+        <w:rPr>
+          <w:b/>
+          <w:color w:val="6B8E3F"/>
+          <w:sz w:val="18"/>
+        </w:rPr>
+        <w:t xml:space="preserve"> · FAMILY PAIRS</w:t>
       </w:r>
     </w:p>
     <w:p>
       <w:pPr>
-        <w:ind w:left="216"/>
+        <w:pBdr>
+          <w:left w:val="double" w:sz="12" w:space="8" w:color="B45309"/>
+        </w:pBdr>
+        <w:spacing w:before="0" w:after="20"/>
       </w:pPr>
       <w:r>
         <w:rPr>
@@ -569,7 +1064,10 @@
     </w:p>
     <w:p>
       <w:pPr>
-        <w:ind w:left="216"/>
+        <w:pBdr>
+          <w:left w:val="double" w:sz="12" w:space="8" w:color="B45309"/>
+        </w:pBdr>
+        <w:spacing w:before="0" w:after="60"/>
       </w:pPr>
       <w:r>
         <w:t>1. The CiF teaches both cards: Signs ~13 min — the sorting question (which way does the desire point?), the four kinds of dry, cases 3 and 4 command OPPOSITE motions (resist vs receive; when unsure, do not decide alone), the four rules; Path Home ~10 — five steps, the father runs, the door is not locked; close ~2 — the findable spot.</w:t>
@@ -577,7 +1075,10 @@
     </w:p>
     <w:p>
       <w:pPr>
-        <w:ind w:left="216"/>
+        <w:pBdr>
+          <w:left w:val="double" w:sz="12" w:space="8" w:color="B45309"/>
+        </w:pBdr>
+        <w:spacing w:before="0" w:after="60"/>
       </w:pPr>
       <w:r>
         <w:t>2. Adult sits inside the circle, coaching light — one whispered cue at most ('desire question' is usually the only one needed); everything else to the note sheet.</w:t>
@@ -585,39 +1086,58 @@
     </w:p>
     <w:p>
       <w:pPr>
-        <w:ind w:left="216"/>
+        <w:pBdr>
+          <w:left w:val="double" w:sz="12" w:space="8" w:color="B45309"/>
+        </w:pBdr>
+        <w:spacing w:before="0" w:after="60"/>
       </w:pPr>
       <w:r>
         <w:rPr>
           <w:b/>
           <w:color w:val="595959"/>
         </w:rPr>
-        <w:t>CUES:</w:t>
+        <w:t xml:space="preserve">CUES: </w:t>
       </w:r>
       <w:r>
-        <w:t xml:space="preserve"> Teen-taught block — the adult sits where the teacher can find their eyes. If anything live surfaces the adult receives it at once while the CiF keeps teaching; a stumble is never the story of the night.</w:t>
+        <w:t>Teen-taught block — the adult sits where the teacher can find their eyes. If anything live surfaces the adult receives it at once while the CiF keeps teaching; a stumble is never the story of the night.</w:t>
       </w:r>
     </w:p>
     <w:p>
       <w:pPr>
-        <w:ind w:left="216"/>
+        <w:pBdr>
+          <w:left w:val="double" w:sz="12" w:space="8" w:color="B45309"/>
+        </w:pBdr>
+        <w:spacing w:before="0" w:after="60"/>
       </w:pPr>
       <w:r>
         <w:rPr>
           <w:b/>
           <w:color w:val="595959"/>
         </w:rPr>
-        <w:t>GUARD:</w:t>
+        <w:t xml:space="preserve">GUARD: </w:t>
       </w:r>
       <w:r>
-        <w:t xml:space="preserve"> Redirect probing and diagnosing gently and immediately — quote the card's own rule so the correction lands on the card, not the person.</w:t>
+        <w:t>Redirect probing and diagnosing gently and immediately — quote the card's own rule so the correction lands on the card, not the person.</w:t>
       </w:r>
     </w:p>
     <w:p>
       <w:pPr>
         <w:keepNext/>
-        <w:spacing w:before="160" w:after="20"/>
+        <w:pBdr>
+          <w:left w:val="double" w:sz="12" w:space="8" w:color="B45309"/>
+        </w:pBdr>
+        <w:shd w:val="clear" w:color="auto" w:fill="FCE9D6"/>
+        <w:spacing w:before="160" w:after="40"/>
       </w:pPr>
+      <w:r>
+        <w:rPr>
+          <w:rFonts w:ascii="Cambria" w:hAnsi="Cambria"/>
+          <w:b/>
+          <w:color w:val="B45309"/>
+          <w:sz w:val="30"/>
+        </w:rPr>
+        <w:t>275</w:t>
+      </w:r>
       <w:r>
         <w:rPr>
           <w:rFonts w:ascii="Cambria" w:hAnsi="Cambria"/>
@@ -625,13 +1145,32 @@
           <w:color w:val="2C5F2D"/>
           <w:sz w:val="24"/>
         </w:rPr>
-        <w:t>Slide 9 — pair Feedback — One Keep, One Adjust</w:t>
+        <w:t xml:space="preserve">   pair Feedback — One Keep, One Adjust</w:t>
+      </w:r>
+      <w:r>
+        <w:rPr>
+          <w:b/>
+          <w:color w:val="B45309"/>
+          <w:sz w:val="17"/>
+        </w:rPr>
+        <w:t xml:space="preserve">    CONTENT PRESENTER</w:t>
+      </w:r>
+      <w:r>
+        <w:rPr>
+          <w:b w:val="0"/>
+          <w:color w:val="7F7F7F"/>
+          <w:sz w:val="16"/>
+        </w:rPr>
+        <w:t xml:space="preserve">   · slide 9 of 16</w:t>
       </w:r>
     </w:p>
     <w:p>
       <w:pPr>
         <w:keepNext/>
-        <w:spacing w:after="40"/>
+        <w:pBdr>
+          <w:left w:val="double" w:sz="12" w:space="8" w:color="B45309"/>
+        </w:pBdr>
+        <w:spacing w:before="0" w:after="60"/>
       </w:pPr>
       <w:r>
         <w:rPr>
@@ -639,12 +1178,31 @@
           <w:color w:val="6B8E3F"/>
           <w:sz w:val="18"/>
         </w:rPr>
-        <w:t>S19 · 7:52–7:57 · LEAD: CONTENT PRESENTER · FAMILY PAIRS</w:t>
+        <w:t xml:space="preserve">S19 · 7:52–7:57 · </w:t>
+      </w:r>
+      <w:r>
+        <w:rPr>
+          <w:b/>
+          <w:color w:val="B45309"/>
+          <w:sz w:val="18"/>
+        </w:rPr>
+        <w:t>LEAD: CONTENT PRESENTER</w:t>
+      </w:r>
+      <w:r>
+        <w:rPr>
+          <w:b/>
+          <w:color w:val="6B8E3F"/>
+          <w:sz w:val="18"/>
+        </w:rPr>
+        <w:t xml:space="preserve"> · FAMILY PAIRS</w:t>
       </w:r>
     </w:p>
     <w:p>
       <w:pPr>
-        <w:ind w:left="216"/>
+        <w:pBdr>
+          <w:left w:val="double" w:sz="12" w:space="8" w:color="B45309"/>
+        </w:pBdr>
+        <w:spacing w:before="0" w:after="20"/>
       </w:pPr>
       <w:r>
         <w:rPr>
@@ -656,7 +1214,10 @@
     </w:p>
     <w:p>
       <w:pPr>
-        <w:ind w:left="216"/>
+        <w:pBdr>
+          <w:left w:val="double" w:sz="12" w:space="8" w:color="B45309"/>
+        </w:pBdr>
+        <w:spacing w:before="0" w:after="60"/>
       </w:pPr>
       <w:r>
         <w:t>1. The adult models first — one specific keep, one specific adjust; quotable, never 'you did great.'</w:t>
@@ -664,7 +1225,10 @@
     </w:p>
     <w:p>
       <w:pPr>
-        <w:ind w:left="216"/>
+        <w:pBdr>
+          <w:left w:val="double" w:sz="12" w:space="8" w:color="B45309"/>
+        </w:pBdr>
+        <w:spacing w:before="0" w:after="60"/>
       </w:pPr>
       <w:r>
         <w:t>2. The arranged parent adds next (Run Card); one or two brief voices more, teens welcome.</w:t>
@@ -672,7 +1236,10 @@
     </w:p>
     <w:p>
       <w:pPr>
-        <w:ind w:left="216"/>
+        <w:pBdr>
+          <w:left w:val="double" w:sz="12" w:space="8" w:color="B45309"/>
+        </w:pBdr>
+        <w:spacing w:before="0" w:after="60"/>
       </w:pPr>
       <w:r>
         <w:t>3. The CiF receives without defending — 'thank you' is the whole response; the adult writes both gifts down.</w:t>
@@ -680,7 +1247,10 @@
     </w:p>
     <w:p>
       <w:pPr>
-        <w:ind w:left="216"/>
+        <w:pBdr>
+          <w:left w:val="double" w:sz="12" w:space="8" w:color="B45309"/>
+        </w:pBdr>
+        <w:spacing w:before="0" w:after="60"/>
       </w:pPr>
       <w:r>
         <w:t>4. Rotation at 7:57: 'Teachers, travel' — each CiF one pair clockwise, adjust in hand; the new pair does not hear the old feedback.</w:t>
@@ -688,24 +1258,40 @@
     </w:p>
     <w:p>
       <w:pPr>
-        <w:ind w:left="216"/>
+        <w:pBdr>
+          <w:left w:val="double" w:sz="12" w:space="8" w:color="B45309"/>
+        </w:pBdr>
+        <w:spacing w:before="0" w:after="60"/>
       </w:pPr>
       <w:r>
         <w:rPr>
           <w:b/>
           <w:color w:val="595959"/>
         </w:rPr>
-        <w:t>CUES:</w:t>
+        <w:t xml:space="preserve">CUES: </w:t>
       </w:r>
       <w:r>
-        <w:t xml:space="preserve"> The adjust is the point of the rehearsal — a rehearsal with no adjusts was wasted. Keeps and adjusts are per-teacher coaching, never a leaderboard.</w:t>
+        <w:t>The adjust is the point of the rehearsal — a rehearsal with no adjusts was wasted. Keeps and adjusts are per-teacher coaching, never a leaderboard.</w:t>
       </w:r>
     </w:p>
     <w:p>
       <w:pPr>
         <w:keepNext/>
-        <w:spacing w:before="160" w:after="20"/>
+        <w:pBdr>
+          <w:left w:val="double" w:sz="12" w:space="8" w:color="B45309"/>
+        </w:pBdr>
+        <w:shd w:val="clear" w:color="auto" w:fill="FCE9D6"/>
+        <w:spacing w:before="160" w:after="40"/>
       </w:pPr>
+      <w:r>
+        <w:rPr>
+          <w:rFonts w:ascii="Cambria" w:hAnsi="Cambria"/>
+          <w:b/>
+          <w:color w:val="B45309"/>
+          <w:sz w:val="30"/>
+        </w:rPr>
+        <w:t>276</w:t>
+      </w:r>
       <w:r>
         <w:rPr>
           <w:rFonts w:ascii="Cambria" w:hAnsi="Cambria"/>
@@ -713,13 +1299,32 @@
           <w:color w:val="2C5F2D"/>
           <w:sz w:val="24"/>
         </w:rPr>
-        <w:t>Slide 10 — Second Teaching Rep — Both Cards, Tightened</w:t>
+        <w:t xml:space="preserve">   Second Teaching Rep — Both Cards, Tightened</w:t>
+      </w:r>
+      <w:r>
+        <w:rPr>
+          <w:b/>
+          <w:color w:val="B45309"/>
+          <w:sz w:val="17"/>
+        </w:rPr>
+        <w:t xml:space="preserve">    CONTENT PRESENTER</w:t>
+      </w:r>
+      <w:r>
+        <w:rPr>
+          <w:b w:val="0"/>
+          <w:color w:val="7F7F7F"/>
+          <w:sz w:val="16"/>
+        </w:rPr>
+        <w:t xml:space="preserve">   · slide 10 of 16</w:t>
       </w:r>
     </w:p>
     <w:p>
       <w:pPr>
         <w:keepNext/>
-        <w:spacing w:after="40"/>
+        <w:pBdr>
+          <w:left w:val="double" w:sz="12" w:space="8" w:color="B45309"/>
+        </w:pBdr>
+        <w:spacing w:before="0" w:after="60"/>
       </w:pPr>
       <w:r>
         <w:rPr>
@@ -727,12 +1332,31 @@
           <w:color w:val="6B8E3F"/>
           <w:sz w:val="18"/>
         </w:rPr>
-        <w:t>S19 · 7:59–8:15 · LEAD: CONTENT PRESENTER · FAMILY PAIRS</w:t>
+        <w:t xml:space="preserve">S19 · 7:59–8:15 · </w:t>
+      </w:r>
+      <w:r>
+        <w:rPr>
+          <w:b/>
+          <w:color w:val="B45309"/>
+          <w:sz w:val="18"/>
+        </w:rPr>
+        <w:t>LEAD: CONTENT PRESENTER</w:t>
+      </w:r>
+      <w:r>
+        <w:rPr>
+          <w:b/>
+          <w:color w:val="6B8E3F"/>
+          <w:sz w:val="18"/>
+        </w:rPr>
+        <w:t xml:space="preserve"> · FAMILY PAIRS</w:t>
       </w:r>
     </w:p>
     <w:p>
       <w:pPr>
-        <w:ind w:left="216"/>
+        <w:pBdr>
+          <w:left w:val="double" w:sz="12" w:space="8" w:color="B45309"/>
+        </w:pBdr>
+        <w:spacing w:before="0" w:after="20"/>
       </w:pPr>
       <w:r>
         <w:rPr>
@@ -744,7 +1368,10 @@
     </w:p>
     <w:p>
       <w:pPr>
-        <w:ind w:left="216"/>
+        <w:pBdr>
+          <w:left w:val="double" w:sz="12" w:space="8" w:color="B45309"/>
+        </w:pBdr>
+        <w:spacing w:before="0" w:after="60"/>
       </w:pPr>
       <w:r>
         <w:t>1. Same arc, tightened: Signs ~11, Path Home ~8, close ~1 — same spine, fewer words; the load-bearing minutes untouched (the desire question, resist-versus-receive, the father runs).</w:t>
@@ -752,7 +1379,10 @@
     </w:p>
     <w:p>
       <w:pPr>
-        <w:ind w:left="216"/>
+        <w:pBdr>
+          <w:left w:val="double" w:sz="12" w:space="8" w:color="B45309"/>
+        </w:pBdr>
+        <w:spacing w:before="0" w:after="60"/>
       </w:pPr>
       <w:r>
         <w:t>2. Watch specifically for the Round-1 adjust being tried while warm — that is what this rep is for.</w:t>
@@ -760,7 +1390,10 @@
     </w:p>
     <w:p>
       <w:pPr>
-        <w:ind w:left="216"/>
+        <w:pBdr>
+          <w:left w:val="double" w:sz="12" w:space="8" w:color="B45309"/>
+        </w:pBdr>
+        <w:spacing w:before="0" w:after="60"/>
       </w:pPr>
       <w:r>
         <w:t>3. Against the clock? The agreed fallback: Signs Card in full; Path Home in its two sentences — the father runs; the door is not locked — with the card in every hand. Next week restores the whole.</w:t>
@@ -768,24 +1401,40 @@
     </w:p>
     <w:p>
       <w:pPr>
-        <w:ind w:left="216"/>
+        <w:pBdr>
+          <w:left w:val="double" w:sz="12" w:space="8" w:color="B45309"/>
+        </w:pBdr>
+        <w:spacing w:before="0" w:after="60"/>
       </w:pPr>
       <w:r>
         <w:rPr>
           <w:b/>
           <w:color w:val="595959"/>
         </w:rPr>
-        <w:t>CUES:</w:t>
+        <w:t xml:space="preserve">CUES: </w:t>
       </w:r>
       <w:r>
-        <w:t xml:space="preserve"> Same posture as Rep 1 — anything live goes to the adult instantly and the teaching continues.</w:t>
+        <w:t>Same posture as Rep 1 — anything live goes to the adult instantly and the teaching continues.</w:t>
       </w:r>
     </w:p>
     <w:p>
       <w:pPr>
         <w:keepNext/>
-        <w:spacing w:before="160" w:after="20"/>
+        <w:pBdr>
+          <w:left w:val="double" w:sz="12" w:space="8" w:color="B45309"/>
+        </w:pBdr>
+        <w:shd w:val="clear" w:color="auto" w:fill="FCE9D6"/>
+        <w:spacing w:before="160" w:after="40"/>
       </w:pPr>
+      <w:r>
+        <w:rPr>
+          <w:rFonts w:ascii="Cambria" w:hAnsi="Cambria"/>
+          <w:b/>
+          <w:color w:val="B45309"/>
+          <w:sz w:val="30"/>
+        </w:rPr>
+        <w:t>277</w:t>
+      </w:r>
       <w:r>
         <w:rPr>
           <w:rFonts w:ascii="Cambria" w:hAnsi="Cambria"/>
@@ -793,13 +1442,32 @@
           <w:color w:val="2C5F2D"/>
           <w:sz w:val="24"/>
         </w:rPr>
-        <w:t>Slide 11 — Second pair Feedback</w:t>
+        <w:t xml:space="preserve">   Second pair Feedback</w:t>
+      </w:r>
+      <w:r>
+        <w:rPr>
+          <w:b/>
+          <w:color w:val="B45309"/>
+          <w:sz w:val="17"/>
+        </w:rPr>
+        <w:t xml:space="preserve">    CONTENT PRESENTER</w:t>
+      </w:r>
+      <w:r>
+        <w:rPr>
+          <w:b w:val="0"/>
+          <w:color w:val="7F7F7F"/>
+          <w:sz w:val="16"/>
+        </w:rPr>
+        <w:t xml:space="preserve">   · slide 11 of 16</w:t>
       </w:r>
     </w:p>
     <w:p>
       <w:pPr>
         <w:keepNext/>
-        <w:spacing w:after="40"/>
+        <w:pBdr>
+          <w:left w:val="double" w:sz="12" w:space="8" w:color="B45309"/>
+        </w:pBdr>
+        <w:spacing w:before="0" w:after="60"/>
       </w:pPr>
       <w:r>
         <w:rPr>
@@ -807,12 +1475,31 @@
           <w:color w:val="6B8E3F"/>
           <w:sz w:val="18"/>
         </w:rPr>
-        <w:t>S19 · 8:15–8:19 · LEAD: CONTENT PRESENTER · FAMILY PAIRS</w:t>
+        <w:t xml:space="preserve">S19 · 8:15–8:19 · </w:t>
+      </w:r>
+      <w:r>
+        <w:rPr>
+          <w:b/>
+          <w:color w:val="B45309"/>
+          <w:sz w:val="18"/>
+        </w:rPr>
+        <w:t>LEAD: CONTENT PRESENTER</w:t>
+      </w:r>
+      <w:r>
+        <w:rPr>
+          <w:b/>
+          <w:color w:val="6B8E3F"/>
+          <w:sz w:val="18"/>
+        </w:rPr>
+        <w:t xml:space="preserve"> · FAMILY PAIRS</w:t>
       </w:r>
     </w:p>
     <w:p>
       <w:pPr>
-        <w:ind w:left="216"/>
+        <w:pBdr>
+          <w:left w:val="double" w:sz="12" w:space="8" w:color="B45309"/>
+        </w:pBdr>
+        <w:spacing w:before="0" w:after="20"/>
       </w:pPr>
       <w:r>
         <w:rPr>
@@ -824,7 +1511,10 @@
     </w:p>
     <w:p>
       <w:pPr>
-        <w:ind w:left="216"/>
+        <w:pBdr>
+          <w:left w:val="double" w:sz="12" w:space="8" w:color="B45309"/>
+        </w:pBdr>
+        <w:spacing w:before="0" w:after="60"/>
       </w:pPr>
       <w:r>
         <w:t>1. Same shape, briefer: the adult's keep and adjust — the keep, where honest, naming the adjust that got tried — then one pair voice.</w:t>
@@ -832,7 +1522,10 @@
     </w:p>
     <w:p>
       <w:pPr>
-        <w:ind w:left="216"/>
+        <w:pBdr>
+          <w:left w:val="double" w:sz="12" w:space="8" w:color="B45309"/>
+        </w:pBdr>
+        <w:spacing w:before="0" w:after="60"/>
       </w:pPr>
       <w:r>
         <w:t>2. Record both per CiF; these notes travel in writing to The Long Walk prep meeting.</w:t>
@@ -840,7 +1533,10 @@
     </w:p>
     <w:p>
       <w:pPr>
-        <w:ind w:left="216"/>
+        <w:pBdr>
+          <w:left w:val="double" w:sz="12" w:space="8" w:color="B45309"/>
+        </w:pBdr>
+        <w:spacing w:before="0" w:after="60"/>
       </w:pPr>
       <w:r>
         <w:t>3. Hold it to four minutes — the merge is waiting.</w:t>
@@ -849,8 +1545,21 @@
     <w:p>
       <w:pPr>
         <w:keepNext/>
-        <w:spacing w:before="160" w:after="20"/>
+        <w:pBdr>
+          <w:left w:val="single" w:sz="24" w:space="8" w:color="1F4E79"/>
+        </w:pBdr>
+        <w:shd w:val="clear" w:color="auto" w:fill="DEEAF6"/>
+        <w:spacing w:before="160" w:after="40"/>
       </w:pPr>
+      <w:r>
+        <w:rPr>
+          <w:rFonts w:ascii="Cambria" w:hAnsi="Cambria"/>
+          <w:b/>
+          <w:color w:val="1F4E79"/>
+          <w:sz w:val="30"/>
+        </w:rPr>
+        <w:t>278</w:t>
+      </w:r>
       <w:r>
         <w:rPr>
           <w:rFonts w:ascii="Cambria" w:hAnsi="Cambria"/>
@@ -858,13 +1567,32 @@
           <w:color w:val="2C5F2D"/>
           <w:sz w:val="24"/>
         </w:rPr>
-        <w:t>Slide 12 — Merge and Homework Practice</w:t>
+        <w:t xml:space="preserve">   Merge and Homework Practice</w:t>
+      </w:r>
+      <w:r>
+        <w:rPr>
+          <w:b/>
+          <w:color w:val="1F4E79"/>
+          <w:sz w:val="17"/>
+        </w:rPr>
+        <w:t xml:space="preserve">    CONTAINER HOLDER</w:t>
+      </w:r>
+      <w:r>
+        <w:rPr>
+          <w:b w:val="0"/>
+          <w:color w:val="7F7F7F"/>
+          <w:sz w:val="16"/>
+        </w:rPr>
+        <w:t xml:space="preserve">   · slide 12 of 16</w:t>
       </w:r>
     </w:p>
     <w:p>
       <w:pPr>
         <w:keepNext/>
-        <w:spacing w:after="40"/>
+        <w:pBdr>
+          <w:left w:val="single" w:sz="24" w:space="8" w:color="1F4E79"/>
+        </w:pBdr>
+        <w:spacing w:before="0" w:after="60"/>
       </w:pPr>
       <w:r>
         <w:rPr>
@@ -872,12 +1600,30 @@
           <w:color w:val="6B8E3F"/>
           <w:sz w:val="18"/>
         </w:rPr>
-        <w:t>S19 · 8:19–8:20 · LEAD: CONTAINER HOLDER CIRCLE</w:t>
+        <w:t xml:space="preserve">S19 · 8:19–8:20 · </w:t>
+      </w:r>
+      <w:r>
+        <w:rPr>
+          <w:b/>
+          <w:color w:val="1F4E79"/>
+          <w:sz w:val="18"/>
+        </w:rPr>
+        <w:t>LEAD: CONTAINER HOLDER CIRCLE</w:t>
+      </w:r>
+      <w:r>
+        <w:rPr>
+          <w:b/>
+          <w:color w:val="6B8E3F"/>
+          <w:sz w:val="18"/>
+        </w:rPr>
       </w:r>
     </w:p>
     <w:p>
       <w:pPr>
-        <w:ind w:left="216"/>
+        <w:pBdr>
+          <w:left w:val="single" w:sz="24" w:space="8" w:color="1F4E79"/>
+        </w:pBdr>
+        <w:spacing w:before="0" w:after="20"/>
       </w:pPr>
       <w:r>
         <w:rPr>
@@ -889,7 +1635,10 @@
     </w:p>
     <w:p>
       <w:pPr>
-        <w:ind w:left="216"/>
+        <w:pBdr>
+          <w:left w:val="single" w:sz="24" w:space="8" w:color="1F4E79"/>
+        </w:pBdr>
+        <w:spacing w:before="0" w:after="60"/>
       </w:pPr>
       <w:r>
         <w:t>1. One practice, the easiest of the year: both cards go home and get a findable spot — a drawer everyone knows, the cabinet door, the family Bible — decided together, in the car today if you like.</w:t>
@@ -897,7 +1646,10 @@
     </w:p>
     <w:p>
       <w:pPr>
-        <w:ind w:left="216"/>
+        <w:pBdr>
+          <w:left w:val="single" w:sz="24" w:space="8" w:color="1F4E79"/>
+        </w:pBdr>
+        <w:spacing w:before="0" w:after="60"/>
       </w:pPr>
       <w:r>
         <w:t>2. Say the strange truth: if all goes well the cards gather dust for years; the person who someday needs them will not be in a room like this when they do. The cards wait.</w:t>
@@ -905,7 +1657,10 @@
     </w:p>
     <w:p>
       <w:pPr>
-        <w:ind w:left="216"/>
+        <w:pBdr>
+          <w:left w:val="single" w:sz="24" w:space="8" w:color="1F4E79"/>
+        </w:pBdr>
+        <w:spacing w:before="0" w:after="60"/>
       </w:pPr>
       <w:r>
         <w:t>3. Name next week: The Long Walk — whole room, whole teaching, these same teachers. Come ready to receive them again.</w:t>
@@ -914,8 +1669,21 @@
     <w:p>
       <w:pPr>
         <w:keepNext/>
-        <w:spacing w:before="160" w:after="20"/>
+        <w:pBdr>
+          <w:left w:val="double" w:sz="12" w:space="8" w:color="B45309"/>
+        </w:pBdr>
+        <w:shd w:val="clear" w:color="auto" w:fill="FCE9D6"/>
+        <w:spacing w:before="160" w:after="40"/>
       </w:pPr>
+      <w:r>
+        <w:rPr>
+          <w:rFonts w:ascii="Cambria" w:hAnsi="Cambria"/>
+          <w:b/>
+          <w:color w:val="B45309"/>
+          <w:sz w:val="30"/>
+        </w:rPr>
+        <w:t>279</w:t>
+      </w:r>
       <w:r>
         <w:rPr>
           <w:rFonts w:ascii="Cambria" w:hAnsi="Cambria"/>
@@ -923,13 +1691,32 @@
           <w:color w:val="2C5F2D"/>
           <w:sz w:val="24"/>
         </w:rPr>
-        <w:t>Slide 13 — The Take-Home Sheet — the Daily Rhythm</w:t>
+        <w:t xml:space="preserve">   The Take-Home Sheet — the Daily Rhythm</w:t>
+      </w:r>
+      <w:r>
+        <w:rPr>
+          <w:b/>
+          <w:color w:val="B45309"/>
+          <w:sz w:val="17"/>
+        </w:rPr>
+        <w:t xml:space="preserve">    CONTENT PRESENTER</w:t>
+      </w:r>
+      <w:r>
+        <w:rPr>
+          <w:b w:val="0"/>
+          <w:color w:val="7F7F7F"/>
+          <w:sz w:val="16"/>
+        </w:rPr>
+        <w:t xml:space="preserve">   · slide 13 of 16</w:t>
       </w:r>
     </w:p>
     <w:p>
       <w:pPr>
         <w:keepNext/>
-        <w:spacing w:after="40"/>
+        <w:pBdr>
+          <w:left w:val="double" w:sz="12" w:space="8" w:color="B45309"/>
+        </w:pBdr>
+        <w:spacing w:before="0" w:after="60"/>
       </w:pPr>
       <w:r>
         <w:rPr>
@@ -937,12 +1724,30 @@
           <w:color w:val="6B8E3F"/>
           <w:sz w:val="18"/>
         </w:rPr>
-        <w:t>S19 · COMMISSIONING · LEAD: CONTENT PRESENTER</w:t>
+        <w:t xml:space="preserve">S19 · COMMISSIONING · </w:t>
+      </w:r>
+      <w:r>
+        <w:rPr>
+          <w:b/>
+          <w:color w:val="B45309"/>
+          <w:sz w:val="18"/>
+        </w:rPr>
+        <w:t>LEAD: CONTENT PRESENTER</w:t>
+      </w:r>
+      <w:r>
+        <w:rPr>
+          <w:b/>
+          <w:color w:val="6B8E3F"/>
+          <w:sz w:val="18"/>
+        </w:rPr>
       </w:r>
     </w:p>
     <w:p>
       <w:pPr>
-        <w:ind w:left="216"/>
+        <w:pBdr>
+          <w:left w:val="double" w:sz="12" w:space="8" w:color="B45309"/>
+        </w:pBdr>
+        <w:spacing w:before="0" w:after="20"/>
       </w:pPr>
       <w:r>
         <w:rPr>
@@ -954,7 +1759,10 @@
     </w:p>
     <w:p>
       <w:pPr>
-        <w:ind w:left="216"/>
+        <w:pBdr>
+          <w:left w:val="double" w:sz="12" w:space="8" w:color="B45309"/>
+        </w:pBdr>
+        <w:spacing w:before="0" w:after="60"/>
       </w:pPr>
       <w:r>
         <w:t>1. The sheet on the screen is the sheet in their hands — walk it, don't read it.</w:t>
@@ -962,7 +1770,10 @@
     </w:p>
     <w:p>
       <w:pPr>
-        <w:ind w:left="216"/>
+        <w:pBdr>
+          <w:left w:val="double" w:sz="12" w:space="8" w:color="B45309"/>
+        </w:pBdr>
+        <w:spacing w:before="0" w:after="60"/>
       </w:pPr>
       <w:r>
         <w:t>2. The standing rhythm first: the morning question, the evening journal line — one box per day on the week-grids.</w:t>
@@ -970,7 +1781,10 @@
     </w:p>
     <w:p>
       <w:pPr>
-        <w:ind w:left="216"/>
+        <w:pBdr>
+          <w:left w:val="double" w:sz="12" w:space="8" w:color="B45309"/>
+        </w:pBdr>
+        <w:spacing w:before="0" w:after="60"/>
       </w:pPr>
       <w:r>
         <w:t>3. A missed box is never a failure — it is an invitation to return.</w:t>
@@ -978,24 +1792,40 @@
     </w:p>
     <w:p>
       <w:pPr>
-        <w:ind w:left="216"/>
+        <w:pBdr>
+          <w:left w:val="double" w:sz="12" w:space="8" w:color="B45309"/>
+        </w:pBdr>
+        <w:spacing w:before="0" w:after="60"/>
       </w:pPr>
       <w:r>
         <w:rPr>
           <w:b/>
           <w:color w:val="595959"/>
         </w:rPr>
-        <w:t>CUES:</w:t>
+        <w:t xml:space="preserve">CUES: </w:t>
       </w:r>
       <w:r>
-        <w:t xml:space="preserve"> The four parts are the next slide.</w:t>
+        <w:t>The four parts are the next slide.</w:t>
       </w:r>
     </w:p>
     <w:p>
       <w:pPr>
         <w:keepNext/>
-        <w:spacing w:before="160" w:after="20"/>
+        <w:pBdr>
+          <w:left w:val="double" w:sz="12" w:space="8" w:color="B45309"/>
+        </w:pBdr>
+        <w:shd w:val="clear" w:color="auto" w:fill="FCE9D6"/>
+        <w:spacing w:before="160" w:after="40"/>
       </w:pPr>
+      <w:r>
+        <w:rPr>
+          <w:rFonts w:ascii="Cambria" w:hAnsi="Cambria"/>
+          <w:b/>
+          <w:color w:val="B45309"/>
+          <w:sz w:val="30"/>
+        </w:rPr>
+        <w:t>280</w:t>
+      </w:r>
       <w:r>
         <w:rPr>
           <w:rFonts w:ascii="Cambria" w:hAnsi="Cambria"/>
@@ -1003,13 +1833,32 @@
           <w:color w:val="2C5F2D"/>
           <w:sz w:val="24"/>
         </w:rPr>
-        <w:t>Slide 14 — The Take-Home Sheet — the Four Parts</w:t>
+        <w:t xml:space="preserve">   The Take-Home Sheet — the Four Parts</w:t>
+      </w:r>
+      <w:r>
+        <w:rPr>
+          <w:b/>
+          <w:color w:val="B45309"/>
+          <w:sz w:val="17"/>
+        </w:rPr>
+        <w:t xml:space="preserve">    CONTENT PRESENTER</w:t>
+      </w:r>
+      <w:r>
+        <w:rPr>
+          <w:b w:val="0"/>
+          <w:color w:val="7F7F7F"/>
+          <w:sz w:val="16"/>
+        </w:rPr>
+        <w:t xml:space="preserve">   · slide 14 of 16</w:t>
       </w:r>
     </w:p>
     <w:p>
       <w:pPr>
         <w:keepNext/>
-        <w:spacing w:after="40"/>
+        <w:pBdr>
+          <w:left w:val="double" w:sz="12" w:space="8" w:color="B45309"/>
+        </w:pBdr>
+        <w:spacing w:before="0" w:after="60"/>
       </w:pPr>
       <w:r>
         <w:rPr>
@@ -1017,12 +1866,30 @@
           <w:color w:val="6B8E3F"/>
           <w:sz w:val="18"/>
         </w:rPr>
-        <w:t>S19 · COMMISSIONING · LEAD: CONTENT PRESENTER</w:t>
+        <w:t xml:space="preserve">S19 · COMMISSIONING · </w:t>
+      </w:r>
+      <w:r>
+        <w:rPr>
+          <w:b/>
+          <w:color w:val="B45309"/>
+          <w:sz w:val="18"/>
+        </w:rPr>
+        <w:t>LEAD: CONTENT PRESENTER</w:t>
+      </w:r>
+      <w:r>
+        <w:rPr>
+          <w:b/>
+          <w:color w:val="6B8E3F"/>
+          <w:sz w:val="18"/>
+        </w:rPr>
       </w:r>
     </w:p>
     <w:p>
       <w:pPr>
-        <w:ind w:left="216"/>
+        <w:pBdr>
+          <w:left w:val="double" w:sz="12" w:space="8" w:color="B45309"/>
+        </w:pBdr>
+        <w:spacing w:before="0" w:after="20"/>
       </w:pPr>
       <w:r>
         <w:rPr>
@@ -1034,7 +1901,10 @@
     </w:p>
     <w:p>
       <w:pPr>
-        <w:ind w:left="216"/>
+        <w:pBdr>
+          <w:left w:val="double" w:sz="12" w:space="8" w:color="B45309"/>
+        </w:pBdr>
+        <w:spacing w:before="0" w:after="60"/>
       </w:pPr>
       <w:r>
         <w:t>1. The four parts, in order: the homework practice, week one; the end-of-week-one check-in; the homework practice, week two; one sentence of preparation.</w:t>
@@ -1042,7 +1912,10 @@
     </w:p>
     <w:p>
       <w:pPr>
-        <w:ind w:left="216"/>
+        <w:pBdr>
+          <w:left w:val="double" w:sz="12" w:space="8" w:color="B45309"/>
+        </w:pBdr>
+        <w:spacing w:before="0" w:after="60"/>
       </w:pPr>
       <w:r>
         <w:t>2. Check-in partners are named aloud before leaving this slide — the sheet has the line to write the name.</w:t>
@@ -1050,24 +1923,40 @@
     </w:p>
     <w:p>
       <w:pPr>
-        <w:ind w:left="216"/>
+        <w:pBdr>
+          <w:left w:val="double" w:sz="12" w:space="8" w:color="B45309"/>
+        </w:pBdr>
+        <w:spacing w:before="0" w:after="60"/>
       </w:pPr>
       <w:r>
         <w:rPr>
           <w:b/>
           <w:color w:val="595959"/>
         </w:rPr>
-        <w:t>GUARD:</w:t>
+        <w:t xml:space="preserve">GUARD: </w:t>
       </w:r>
       <w:r>
-        <w:t xml:space="preserve"> The sheet-walk, not a re-teach.</w:t>
+        <w:t>The sheet-walk, not a re-teach.</w:t>
       </w:r>
     </w:p>
     <w:p>
       <w:pPr>
         <w:keepNext/>
-        <w:spacing w:before="160" w:after="20"/>
+        <w:pBdr>
+          <w:left w:val="single" w:sz="24" w:space="8" w:color="1F4E79"/>
+        </w:pBdr>
+        <w:shd w:val="clear" w:color="auto" w:fill="DEEAF6"/>
+        <w:spacing w:before="160" w:after="40"/>
       </w:pPr>
+      <w:r>
+        <w:rPr>
+          <w:rFonts w:ascii="Cambria" w:hAnsi="Cambria"/>
+          <w:b/>
+          <w:color w:val="1F4E79"/>
+          <w:sz w:val="30"/>
+        </w:rPr>
+        <w:t>281</w:t>
+      </w:r>
       <w:r>
         <w:rPr>
           <w:rFonts w:ascii="Cambria" w:hAnsi="Cambria"/>
@@ -1075,13 +1964,32 @@
           <w:color w:val="2C5F2D"/>
           <w:sz w:val="24"/>
         </w:rPr>
-        <w:t>Slide 15 — Closing the Container + Aaronic Blessing</w:t>
+        <w:t xml:space="preserve">   Closing the Container + Aaronic Blessing</w:t>
+      </w:r>
+      <w:r>
+        <w:rPr>
+          <w:b/>
+          <w:color w:val="1F4E79"/>
+          <w:sz w:val="17"/>
+        </w:rPr>
+        <w:t xml:space="preserve">    CONTAINER HOLDER</w:t>
+      </w:r>
+      <w:r>
+        <w:rPr>
+          <w:b w:val="0"/>
+          <w:color w:val="7F7F7F"/>
+          <w:sz w:val="16"/>
+        </w:rPr>
+        <w:t xml:space="preserve">   · slide 15 of 16</w:t>
       </w:r>
     </w:p>
     <w:p>
       <w:pPr>
         <w:keepNext/>
-        <w:spacing w:after="40"/>
+        <w:pBdr>
+          <w:left w:val="single" w:sz="24" w:space="8" w:color="1F4E79"/>
+        </w:pBdr>
+        <w:spacing w:before="0" w:after="60"/>
       </w:pPr>
       <w:r>
         <w:rPr>
@@ -1089,12 +1997,30 @@
           <w:color w:val="6B8E3F"/>
           <w:sz w:val="18"/>
         </w:rPr>
-        <w:t>S19 · 8:28–8:30 · LEAD: CONTAINER HOLDER CIRCLE</w:t>
+        <w:t xml:space="preserve">S19 · 8:28–8:30 · </w:t>
+      </w:r>
+      <w:r>
+        <w:rPr>
+          <w:b/>
+          <w:color w:val="1F4E79"/>
+          <w:sz w:val="18"/>
+        </w:rPr>
+        <w:t>LEAD: CONTAINER HOLDER CIRCLE</w:t>
+      </w:r>
+      <w:r>
+        <w:rPr>
+          <w:b/>
+          <w:color w:val="6B8E3F"/>
+          <w:sz w:val="18"/>
+        </w:rPr>
       </w:r>
     </w:p>
     <w:p>
       <w:pPr>
-        <w:ind w:left="216"/>
+        <w:pBdr>
+          <w:left w:val="single" w:sz="24" w:space="8" w:color="1F4E79"/>
+        </w:pBdr>
+        <w:spacing w:before="0" w:after="20"/>
       </w:pPr>
       <w:r>
         <w:rPr>
@@ -1106,7 +2032,10 @@
     </w:p>
     <w:p>
       <w:pPr>
-        <w:ind w:left="216"/>
+        <w:pBdr>
+          <w:left w:val="single" w:sz="24" w:space="8" w:color="1F4E79"/>
+        </w:pBdr>
+        <w:spacing w:before="0" w:after="60"/>
       </w:pPr>
       <w:r>
         <w:t>1. A CiF runs the close, brief today: standing circle, one-word landing, the one thing, the one practice.</w:t>
@@ -1114,7 +2043,10 @@
     </w:p>
     <w:p>
       <w:pPr>
-        <w:ind w:left="216"/>
+        <w:pBdr>
+          <w:left w:val="single" w:sz="24" w:space="8" w:color="1F4E79"/>
+        </w:pBdr>
+        <w:spacing w:before="0" w:after="60"/>
       </w:pPr>
       <w:r>
         <w:t>2. The one practice is the findable spot — committed aloud by a voice from each family.</w:t>
@@ -1122,7 +2054,10 @@
     </w:p>
     <w:p>
       <w:pPr>
-        <w:ind w:left="216"/>
+        <w:pBdr>
+          <w:left w:val="single" w:sz="24" w:space="8" w:color="1F4E79"/>
+        </w:pBdr>
+        <w:spacing w:before="0" w:after="60"/>
       </w:pPr>
       <w:r>
         <w:t>3. Hold the Aaronic blessing — today it comes after the feedback round; a CiF speaks it at the very end.</w:t>
@@ -1131,8 +2066,21 @@
     <w:p>
       <w:pPr>
         <w:keepNext/>
-        <w:spacing w:before="160" w:after="20"/>
+        <w:pBdr>
+          <w:left w:val="thickThinSmallGap" w:sz="24" w:space="8" w:color="6B3FA0"/>
+        </w:pBdr>
+        <w:shd w:val="clear" w:color="auto" w:fill="ECE3F5"/>
+        <w:spacing w:before="160" w:after="40"/>
       </w:pPr>
+      <w:r>
+        <w:rPr>
+          <w:rFonts w:ascii="Cambria" w:hAnsi="Cambria"/>
+          <w:b/>
+          <w:color w:val="6B3FA0"/>
+          <w:sz w:val="30"/>
+        </w:rPr>
+        <w:t>282</w:t>
+      </w:r>
       <w:r>
         <w:rPr>
           <w:rFonts w:ascii="Cambria" w:hAnsi="Cambria"/>
@@ -1140,13 +2088,32 @@
           <w:color w:val="2C5F2D"/>
           <w:sz w:val="24"/>
         </w:rPr>
-        <w:t>Slide 16 — The Leader Feedback Round</w:t>
+        <w:t xml:space="preserve">   The Leader Feedback Round</w:t>
+      </w:r>
+      <w:r>
+        <w:rPr>
+          <w:b/>
+          <w:color w:val="6B3FA0"/>
+          <w:sz w:val="17"/>
+        </w:rPr>
+        <w:t xml:space="preserve">    BOTH LEADERS</w:t>
+      </w:r>
+      <w:r>
+        <w:rPr>
+          <w:b w:val="0"/>
+          <w:color w:val="7F7F7F"/>
+          <w:sz w:val="16"/>
+        </w:rPr>
+        <w:t xml:space="preserve">   · slide 16 of 16</w:t>
       </w:r>
     </w:p>
     <w:p>
       <w:pPr>
         <w:keepNext/>
-        <w:spacing w:after="40"/>
+        <w:pBdr>
+          <w:left w:val="thickThinSmallGap" w:sz="24" w:space="8" w:color="6B3FA0"/>
+        </w:pBdr>
+        <w:spacing w:before="0" w:after="60"/>
       </w:pPr>
       <w:r>
         <w:rPr>
@@ -1154,12 +2121,30 @@
           <w:color w:val="6B8E3F"/>
           <w:sz w:val="18"/>
         </w:rPr>
-        <w:t>S19 · 8:24–8:28 · LEAD: BOTH LEADERS CIRCLE</w:t>
+        <w:t xml:space="preserve">S19 · 8:24–8:28 · </w:t>
+      </w:r>
+      <w:r>
+        <w:rPr>
+          <w:b/>
+          <w:color w:val="6B3FA0"/>
+          <w:sz w:val="18"/>
+        </w:rPr>
+        <w:t>LEAD: BOTH LEADERS CIRCLE</w:t>
+      </w:r>
+      <w:r>
+        <w:rPr>
+          <w:b/>
+          <w:color w:val="6B8E3F"/>
+          <w:sz w:val="18"/>
+        </w:rPr>
       </w:r>
     </w:p>
     <w:p>
       <w:pPr>
-        <w:ind w:left="216"/>
+        <w:pBdr>
+          <w:left w:val="thickThinSmallGap" w:sz="24" w:space="8" w:color="6B3FA0"/>
+        </w:pBdr>
+        <w:spacing w:before="0" w:after="20"/>
       </w:pPr>
       <w:r>
         <w:rPr>
@@ -1171,7 +2156,10 @@
     </w:p>
     <w:p>
       <w:pPr>
-        <w:ind w:left="216"/>
+        <w:pBdr>
+          <w:left w:val="thickThinSmallGap" w:sz="24" w:space="8" w:color="6B3FA0"/>
+        </w:pBdr>
+        <w:spacing w:before="0" w:after="60"/>
       </w:pPr>
       <w:r>
         <w:t>1. The CiFs answer first, together: what went well, what they'd do differently — next week IS the next time — and one sentence on what they'd tell someone teaching this.</w:t>
@@ -1179,7 +2167,10 @@
     </w:p>
     <w:p>
       <w:pPr>
-        <w:ind w:left="216"/>
+        <w:pBdr>
+          <w:left w:val="thickThinSmallGap" w:sz="24" w:space="8" w:color="6B3FA0"/>
+        </w:pBdr>
+        <w:spacing w:before="0" w:after="60"/>
       </w:pPr>
       <w:r>
         <w:t>2. The Lead Companion answers second for the whole evening, plus one specific affirmation of the teachers AS A GROUP; individual coaching stays in the pair notes.</w:t>
@@ -1187,7 +2178,10 @@
     </w:p>
     <w:p>
       <w:pPr>
-        <w:ind w:left="216"/>
+        <w:pBdr>
+          <w:left w:val="thickThinSmallGap" w:sz="24" w:space="8" w:color="6B3FA0"/>
+        </w:pBdr>
+        <w:spacing w:before="0" w:after="60"/>
       </w:pPr>
       <w:r>
         <w:t>3. Room feedback only by the CiFs' consent — any one of them may decline for all; two or three voices, received undefended.</w:t>
@@ -1195,7 +2189,10 @@
     </w:p>
     <w:p>
       <w:pPr>
-        <w:ind w:left="216"/>
+        <w:pBdr>
+          <w:left w:val="thickThinSmallGap" w:sz="24" w:space="8" w:color="6B3FA0"/>
+        </w:pBdr>
+        <w:spacing w:before="0" w:after="60"/>
       </w:pPr>
       <w:r>
         <w:t>4. Then a CiF sends the room (8:28): Aaronic blessing, hands up — cards to their spot this week; see you at The Long Walk.</w:t>
@@ -1203,7 +2200,7 @@
     </w:p>
     <w:p>
       <w:pPr>
-        <w:spacing w:before="200"/>
+        <w:spacing w:before="200" w:after="0"/>
         <w:jc w:val="center"/>
       </w:pPr>
       <w:r>

--- a/_implementation-notes/evening-series/FotH Evening Session 19 Leader Notes DRAFT v1.docx
+++ b/_implementation-notes/evening-series/FotH Evening Session 19 Leader Notes DRAFT v1.docx
@@ -26,6 +26,26 @@
           <w:sz w:val="18"/>
         </w:rPr>
         <w:t>FotH Evening · the speaker notes, in hand — so the leading pair reads the room, not the screen. The big number on each block is the number in the corner of the screen; the colour is whose block it is. Built from the deck's own notes, so the two always agree.</w:t>
+      </w:r>
+    </w:p>
+    <w:p>
+      <w:pPr>
+        <w:spacing w:before="0" w:after="80"/>
+      </w:pPr>
+      <w:r>
+        <w:rPr>
+          <w:b/>
+          <w:color w:val="2C5F2D"/>
+          <w:sz w:val="18"/>
+        </w:rPr>
+        <w:t xml:space="preserve">Reading the numbers. </w:t>
+      </w:r>
+      <w:r>
+        <w:rPr>
+          <w:color w:val="595959"/>
+          <w:sz w:val="18"/>
+        </w:rPr>
+        <w:t>Match the big number on each block to the number in the bottom-right corner of the screen. This session is 268–282 in the series' one continuous numbering. The first slide, the series title, is “Title” here.</w:t>
       </w:r>
     </w:p>
     <w:p>

--- a/_implementation-notes/evening-series/FotH Evening Session 19 Leader Notes DRAFT v1.docx
+++ b/_implementation-notes/evening-series/FotH Evening Session 19 Leader Notes DRAFT v1.docx
@@ -2085,6 +2085,24 @@
     </w:p>
     <w:p>
       <w:pPr>
+        <w:pBdr>
+          <w:left w:val="single" w:sz="24" w:space="8" w:color="1F4E79"/>
+        </w:pBdr>
+        <w:spacing w:before="0" w:after="60"/>
+      </w:pPr>
+      <w:r>
+        <w:rPr>
+          <w:b/>
+          <w:color w:val="595959"/>
+        </w:rPr>
+        <w:t xml:space="preserve">BLESSINGS: </w:t>
+      </w:r>
+      <w:r>
+        <w:t>eyes on the person, not the screen — nothing to read; say what is on your heart for them, specific and short.</w:t>
+      </w:r>
+    </w:p>
+    <w:p>
+      <w:pPr>
         <w:keepNext/>
         <w:pBdr>
           <w:left w:val="thickThinSmallGap" w:sz="24" w:space="8" w:color="6B3FA0"/>

--- a/_implementation-notes/evening-series/FotH Evening Session 19 Leader Notes DRAFT v1.docx
+++ b/_implementation-notes/evening-series/FotH Evening Session 19 Leader Notes DRAFT v1.docx
@@ -45,7 +45,7 @@
           <w:color w:val="595959"/>
           <w:sz w:val="18"/>
         </w:rPr>
-        <w:t>Match the big number on each block to the number in the bottom-right corner of the screen. This session is 268–282 in the series' one continuous numbering. The first slide, the series title, is “Title” here.</w:t>
+        <w:t>Match the big number on each block to the number in the bottom-right corner of the screen. This session is 269–283 in the series' one continuous numbering. The first slide, the series title, is “Title” here.</w:t>
       </w:r>
     </w:p>
     <w:p>
@@ -194,7 +194,7 @@
           <w:color w:val="8C8C8C"/>
           <w:sz w:val="30"/>
         </w:rPr>
-        <w:t>268</w:t>
+        <w:t>269</w:t>
       </w:r>
       <w:r>
         <w:rPr>
@@ -266,7 +266,7 @@
           <w:color w:val="1F4E79"/>
           <w:sz w:val="30"/>
         </w:rPr>
-        <w:t>269</w:t>
+        <w:t>270</w:t>
       </w:r>
       <w:r>
         <w:rPr>
@@ -409,7 +409,7 @@
           <w:color w:val="6B3FA0"/>
           <w:sz w:val="30"/>
         </w:rPr>
-        <w:t>270</w:t>
+        <w:t>271</w:t>
       </w:r>
       <w:r>
         <w:rPr>
@@ -551,7 +551,7 @@
           <w:color w:val="1F4E79"/>
           <w:sz w:val="30"/>
         </w:rPr>
-        <w:t>271</w:t>
+        <w:t>272</w:t>
       </w:r>
       <w:r>
         <w:rPr>
@@ -693,7 +693,7 @@
           <w:color w:val="B45309"/>
           <w:sz w:val="30"/>
         </w:rPr>
-        <w:t>272</w:t>
+        <w:t>273</w:t>
       </w:r>
       <w:r>
         <w:rPr>
@@ -846,7 +846,7 @@
           <w:color w:val="B45309"/>
           <w:sz w:val="30"/>
         </w:rPr>
-        <w:t>273</w:t>
+        <w:t>274</w:t>
       </w:r>
       <w:r>
         <w:rPr>
@@ -1006,7 +1006,7 @@
           <w:color w:val="B45309"/>
           <w:sz w:val="30"/>
         </w:rPr>
-        <w:t>274</w:t>
+        <w:t>275</w:t>
       </w:r>
       <w:r>
         <w:rPr>
@@ -1156,7 +1156,7 @@
           <w:color w:val="B45309"/>
           <w:sz w:val="30"/>
         </w:rPr>
-        <w:t>275</w:t>
+        <w:t>276</w:t>
       </w:r>
       <w:r>
         <w:rPr>
@@ -1310,7 +1310,7 @@
           <w:color w:val="B45309"/>
           <w:sz w:val="30"/>
         </w:rPr>
-        <w:t>276</w:t>
+        <w:t>277</w:t>
       </w:r>
       <w:r>
         <w:rPr>
@@ -1453,7 +1453,7 @@
           <w:color w:val="B45309"/>
           <w:sz w:val="30"/>
         </w:rPr>
-        <w:t>277</w:t>
+        <w:t>278</w:t>
       </w:r>
       <w:r>
         <w:rPr>
@@ -1578,7 +1578,7 @@
           <w:color w:val="1F4E79"/>
           <w:sz w:val="30"/>
         </w:rPr>
-        <w:t>278</w:t>
+        <w:t>279</w:t>
       </w:r>
       <w:r>
         <w:rPr>
@@ -1702,7 +1702,7 @@
           <w:color w:val="B45309"/>
           <w:sz w:val="30"/>
         </w:rPr>
-        <w:t>279</w:t>
+        <w:t>280</w:t>
       </w:r>
       <w:r>
         <w:rPr>
@@ -1844,7 +1844,7 @@
           <w:color w:val="B45309"/>
           <w:sz w:val="30"/>
         </w:rPr>
-        <w:t>280</w:t>
+        <w:t>281</w:t>
       </w:r>
       <w:r>
         <w:rPr>
@@ -1975,7 +1975,7 @@
           <w:color w:val="1F4E79"/>
           <w:sz w:val="30"/>
         </w:rPr>
-        <w:t>281</w:t>
+        <w:t>282</w:t>
       </w:r>
       <w:r>
         <w:rPr>
@@ -2117,7 +2117,7 @@
           <w:color w:val="6B3FA0"/>
           <w:sz w:val="30"/>
         </w:rPr>
-        <w:t>282</w:t>
+        <w:t>283</w:t>
       </w:r>
       <w:r>
         <w:rPr>

--- a/_implementation-notes/evening-series/FotH Evening Session 19 Leader Notes DRAFT v1.docx
+++ b/_implementation-notes/evening-series/FotH Evening Session 19 Leader Notes DRAFT v1.docx
@@ -45,7 +45,7 @@
           <w:color w:val="595959"/>
           <w:sz w:val="18"/>
         </w:rPr>
-        <w:t>Match the big number on each block to the number in the bottom-right corner of the screen. This session is 269–283 in the series' one continuous numbering. The first slide, the series title, is “Title” here.</w:t>
+        <w:t>Match the big number on each block to the number in the bottom-right corner of the screen. This session is 270–284 in the series' one continuous numbering. The first slide, the series title, is “Title” here.</w:t>
       </w:r>
     </w:p>
     <w:p>
@@ -194,7 +194,7 @@
           <w:color w:val="8C8C8C"/>
           <w:sz w:val="30"/>
         </w:rPr>
-        <w:t>269</w:t>
+        <w:t>270</w:t>
       </w:r>
       <w:r>
         <w:rPr>
@@ -266,7 +266,7 @@
           <w:color w:val="1F4E79"/>
           <w:sz w:val="30"/>
         </w:rPr>
-        <w:t>270</w:t>
+        <w:t>271</w:t>
       </w:r>
       <w:r>
         <w:rPr>
@@ -409,7 +409,7 @@
           <w:color w:val="6B3FA0"/>
           <w:sz w:val="30"/>
         </w:rPr>
-        <w:t>271</w:t>
+        <w:t>272</w:t>
       </w:r>
       <w:r>
         <w:rPr>
@@ -551,7 +551,7 @@
           <w:color w:val="1F4E79"/>
           <w:sz w:val="30"/>
         </w:rPr>
-        <w:t>272</w:t>
+        <w:t>273</w:t>
       </w:r>
       <w:r>
         <w:rPr>
@@ -693,7 +693,7 @@
           <w:color w:val="B45309"/>
           <w:sz w:val="30"/>
         </w:rPr>
-        <w:t>273</w:t>
+        <w:t>274</w:t>
       </w:r>
       <w:r>
         <w:rPr>
@@ -846,7 +846,7 @@
           <w:color w:val="B45309"/>
           <w:sz w:val="30"/>
         </w:rPr>
-        <w:t>274</w:t>
+        <w:t>275</w:t>
       </w:r>
       <w:r>
         <w:rPr>
@@ -1006,7 +1006,7 @@
           <w:color w:val="B45309"/>
           <w:sz w:val="30"/>
         </w:rPr>
-        <w:t>275</w:t>
+        <w:t>276</w:t>
       </w:r>
       <w:r>
         <w:rPr>
@@ -1156,7 +1156,7 @@
           <w:color w:val="B45309"/>
           <w:sz w:val="30"/>
         </w:rPr>
-        <w:t>276</w:t>
+        <w:t>277</w:t>
       </w:r>
       <w:r>
         <w:rPr>
@@ -1310,7 +1310,7 @@
           <w:color w:val="B45309"/>
           <w:sz w:val="30"/>
         </w:rPr>
-        <w:t>277</w:t>
+        <w:t>278</w:t>
       </w:r>
       <w:r>
         <w:rPr>
@@ -1453,7 +1453,7 @@
           <w:color w:val="B45309"/>
           <w:sz w:val="30"/>
         </w:rPr>
-        <w:t>278</w:t>
+        <w:t>279</w:t>
       </w:r>
       <w:r>
         <w:rPr>
@@ -1578,7 +1578,7 @@
           <w:color w:val="1F4E79"/>
           <w:sz w:val="30"/>
         </w:rPr>
-        <w:t>279</w:t>
+        <w:t>280</w:t>
       </w:r>
       <w:r>
         <w:rPr>
@@ -1702,7 +1702,7 @@
           <w:color w:val="B45309"/>
           <w:sz w:val="30"/>
         </w:rPr>
-        <w:t>280</w:t>
+        <w:t>281</w:t>
       </w:r>
       <w:r>
         <w:rPr>
@@ -1844,7 +1844,7 @@
           <w:color w:val="B45309"/>
           <w:sz w:val="30"/>
         </w:rPr>
-        <w:t>281</w:t>
+        <w:t>282</w:t>
       </w:r>
       <w:r>
         <w:rPr>
@@ -1975,7 +1975,7 @@
           <w:color w:val="1F4E79"/>
           <w:sz w:val="30"/>
         </w:rPr>
-        <w:t>282</w:t>
+        <w:t>283</w:t>
       </w:r>
       <w:r>
         <w:rPr>
@@ -2117,7 +2117,7 @@
           <w:color w:val="6B3FA0"/>
           <w:sz w:val="30"/>
         </w:rPr>
-        <w:t>283</w:t>
+        <w:t>284</w:t>
       </w:r>
       <w:r>
         <w:rPr>
